--- a/Word_Doc/practical_1.docx
+++ b/Word_Doc/practical_1.docx
@@ -1,6 +1,6 @@
 
 <file path=word/document.xml><?xml version="1.0" encoding="utf-8"?>
-<w:document xmlns:wpc="http://schemas.microsoft.com/office/word/2010/wordprocessingCanvas" xmlns:cx="http://schemas.microsoft.com/office/drawing/2014/chartex" xmlns:cx1="http://schemas.microsoft.com/office/drawing/2015/9/8/chartex" xmlns:cx2="http://schemas.microsoft.com/office/drawing/2015/10/21/chartex" xmlns:cx3="http://schemas.microsoft.com/office/drawing/2016/5/9/chartex" xmlns:cx4="http://schemas.microsoft.com/office/drawing/2016/5/10/chartex" xmlns:cx5="http://schemas.microsoft.com/office/drawing/2016/5/11/chartex" xmlns:cx6="http://schemas.microsoft.com/office/drawing/2016/5/12/chartex" xmlns:cx7="http://schemas.microsoft.com/office/drawing/2016/5/13/chartex" xmlns:cx8="http://schemas.microsoft.com/office/drawing/2016/5/14/chartex" xmlns:mc="http://schemas.openxmlformats.org/markup-compatibility/2006" xmlns:aink="http://schemas.microsoft.com/office/drawing/2016/ink" xmlns:am3d="http://schemas.microsoft.com/office/drawing/2017/model3d" xmlns:o="urn:schemas-microsoft-com:office:office" xmlns:oel="http://schemas.microsoft.com/office/2019/extlst" xmlns:r="http://schemas.openxmlformats.org/officeDocument/2006/relationships" xmlns:m="http://schemas.openxmlformats.org/officeDocument/2006/math" xmlns:v="urn:schemas-microsoft-com:vml" xmlns:wp14="http://schemas.microsoft.com/office/word/2010/wordprocessingDrawing" xmlns:wp="http://schemas.openxmlformats.org/drawingml/2006/wordprocessingDrawing" xmlns:w10="urn:schemas-microsoft-com:office:word" xmlns:w="http://schemas.openxmlformats.org/wordprocessingml/2006/main" xmlns:w14="http://schemas.microsoft.com/office/word/2010/wordml" xmlns:w15="http://schemas.microsoft.com/office/word/2012/wordml" xmlns:w16cei="http://schemas.microsoft.com/office/word/2026/wordml/cei" xmlns:w16cex="http://schemas.microsoft.com/office/word/2018/wordml/cex" xmlns:w16cid="http://schemas.microsoft.com/office/word/2016/wordml/cid" xmlns:w16="http://schemas.microsoft.com/office/word/2018/wordml" xmlns:w16du="http://schemas.microsoft.com/office/word/2023/wordml/word16du" xmlns:w16sdtdh="http://schemas.microsoft.com/office/word/2020/wordml/sdtdatahash" xmlns:w16sdtfl="http://schemas.microsoft.com/office/word/2024/wordml/sdtformatlock" xmlns:w16se="http://schemas.microsoft.com/office/word/2015/wordml/symex" xmlns:wpg="http://schemas.microsoft.com/office/word/2010/wordprocessingGroup" xmlns:wpi="http://schemas.microsoft.com/office/word/2010/wordprocessingInk" xmlns:wne="http://schemas.microsoft.com/office/word/2006/wordml" xmlns:wps="http://schemas.microsoft.com/office/word/2010/wordprocessingShape" mc:Ignorable="w14 w15 w16se w16cid w16 w16cex w16sdtdh w16sdtfl w16du wp14">
+<w:document xmlns:wpc="http://schemas.microsoft.com/office/word/2010/wordprocessingCanvas" xmlns:cx="http://schemas.microsoft.com/office/drawing/2014/chartex" xmlns:cx1="http://schemas.microsoft.com/office/drawing/2015/9/8/chartex" xmlns:cx2="http://schemas.microsoft.com/office/drawing/2015/10/21/chartex" xmlns:cx3="http://schemas.microsoft.com/office/drawing/2016/5/9/chartex" xmlns:cx4="http://schemas.microsoft.com/office/drawing/2016/5/10/chartex" xmlns:cx5="http://schemas.microsoft.com/office/drawing/2016/5/11/chartex" xmlns:cx6="http://schemas.microsoft.com/office/drawing/2016/5/12/chartex" xmlns:cx7="http://schemas.microsoft.com/office/drawing/2016/5/13/chartex" xmlns:cx8="http://schemas.microsoft.com/office/drawing/2016/5/14/chartex" xmlns:mc="http://schemas.openxmlformats.org/markup-compatibility/2006" xmlns:aink="http://schemas.microsoft.com/office/drawing/2016/ink" xmlns:am3d="http://schemas.microsoft.com/office/drawing/2017/model3d" xmlns:o="urn:schemas-microsoft-com:office:office" xmlns:oel="http://schemas.microsoft.com/office/2019/extlst" xmlns:r="http://schemas.openxmlformats.org/officeDocument/2006/relationships" xmlns:m="http://schemas.openxmlformats.org/officeDocument/2006/math" xmlns:v="urn:schemas-microsoft-com:vml" xmlns:wp14="http://schemas.microsoft.com/office/word/2010/wordprocessingDrawing" xmlns:wp="http://schemas.openxmlformats.org/drawingml/2006/wordprocessingDrawing" xmlns:w10="urn:schemas-microsoft-com:office:word" xmlns:w="http://schemas.openxmlformats.org/wordprocessingml/2006/main" xmlns:w14="http://schemas.microsoft.com/office/word/2010/wordml" xmlns:w15="http://schemas.microsoft.com/office/word/2012/wordml" xmlns:w16cex="http://schemas.microsoft.com/office/word/2018/wordml/cex" xmlns:w16cid="http://schemas.microsoft.com/office/word/2016/wordml/cid" xmlns:w16="http://schemas.microsoft.com/office/word/2018/wordml" xmlns:w16du="http://schemas.microsoft.com/office/word/2023/wordml/word16du" xmlns:w16sdtdh="http://schemas.microsoft.com/office/word/2020/wordml/sdtdatahash" xmlns:w16sdtfl="http://schemas.microsoft.com/office/word/2024/wordml/sdtformatlock" xmlns:w16se="http://schemas.microsoft.com/office/word/2015/wordml/symex" xmlns:wpg="http://schemas.microsoft.com/office/word/2010/wordprocessingGroup" xmlns:wpi="http://schemas.microsoft.com/office/word/2010/wordprocessingInk" xmlns:wne="http://schemas.microsoft.com/office/word/2006/wordml" xmlns:wps="http://schemas.microsoft.com/office/word/2010/wordprocessingShape" mc:Ignorable="w14 w15 w16se w16cid w16 w16cex w16sdtdh w16sdtfl w16du wp14">
   <w:body>
     <w:p>
       <w:pPr>
@@ -83,21 +83,32 @@
           <w:szCs w:val="28"/>
           <w:shd w:val="clear" w:color="auto" w:fill="FFFFFF"/>
         </w:rPr>
-        <w:t>To develop a Java program to implement a vending machine using enum and switch expression to calculate the total amount paid and the change to be returned.</w:t>
-      </w:r>
-    </w:p>
-    <w:p>
-      <w:pPr>
-        <w:spacing w:after="0" w:line="240" w:lineRule="auto"/>
-        <w:rPr>
-          <w:rFonts w:ascii="Times New Roman" w:hAnsi="Times New Roman" w:cs="Times New Roman"/>
-          <w:b/>
-          <w:color w:val="383D48"/>
-          <w:sz w:val="28"/>
-          <w:szCs w:val="28"/>
-          <w:shd w:val="clear" w:color="auto" w:fill="FFFFFF"/>
-        </w:rPr>
-      </w:pPr>
+        <w:t xml:space="preserve">To develop a Java program to implement a vending machine using </w:t>
+      </w:r>
+      <w:proofErr w:type="spellStart"/>
+      <w:r>
+        <w:rPr>
+          <w:rFonts w:ascii="Times New Roman" w:hAnsi="Times New Roman" w:cs="Times New Roman"/>
+          <w:bCs/>
+          <w:color w:val="383D48"/>
+          <w:sz w:val="28"/>
+          <w:szCs w:val="28"/>
+          <w:shd w:val="clear" w:color="auto" w:fill="FFFFFF"/>
+        </w:rPr>
+        <w:t>enum</w:t>
+      </w:r>
+      <w:proofErr w:type="spellEnd"/>
+      <w:r>
+        <w:rPr>
+          <w:rFonts w:ascii="Times New Roman" w:hAnsi="Times New Roman" w:cs="Times New Roman"/>
+          <w:bCs/>
+          <w:color w:val="383D48"/>
+          <w:sz w:val="28"/>
+          <w:szCs w:val="28"/>
+          <w:shd w:val="clear" w:color="auto" w:fill="FFFFFF"/>
+        </w:rPr>
+        <w:t xml:space="preserve"> and switch expression to calculate the total amount paid and the change to be returned.</w:t>
+      </w:r>
     </w:p>
     <w:p>
       <w:pPr>
@@ -145,6 +156,33 @@
           <w:shd w:val="clear" w:color="auto" w:fill="FFFFFF"/>
         </w:rPr>
         <w:t xml:space="preserve"> </w:t>
+      </w:r>
+    </w:p>
+    <w:p>
+      <w:pPr>
+        <w:spacing w:after="0" w:line="240" w:lineRule="auto"/>
+        <w:jc w:val="center"/>
+        <w:rPr>
+          <w:rFonts w:ascii="Times New Roman" w:hAnsi="Times New Roman" w:cs="Times New Roman"/>
+          <w:b/>
+          <w:color w:val="383D48"/>
+          <w:sz w:val="28"/>
+          <w:szCs w:val="28"/>
+          <w:u w:val="single"/>
+          <w:shd w:val="clear" w:color="auto" w:fill="FFFFFF"/>
+        </w:rPr>
+      </w:pPr>
+      <w:r>
+        <w:rPr>
+          <w:rFonts w:ascii="Times New Roman" w:hAnsi="Times New Roman" w:cs="Times New Roman"/>
+          <w:b/>
+          <w:color w:val="383D48"/>
+          <w:sz w:val="28"/>
+          <w:szCs w:val="28"/>
+          <w:u w:val="single"/>
+          <w:shd w:val="clear" w:color="auto" w:fill="FFFFFF"/>
+        </w:rPr>
+        <w:t>PART - A</w:t>
       </w:r>
     </w:p>
     <w:p>
@@ -164,16 +202,29 @@
           <w:shd w:val="clear" w:color="auto" w:fill="FFFFFF"/>
         </w:rPr>
       </w:pPr>
-      <w:r>
-        <w:rPr>
-          <w:rFonts w:ascii="Times New Roman" w:hAnsi="Times New Roman" w:cs="Times New Roman"/>
-          <w:b/>
-          <w:color w:val="383D48"/>
-          <w:sz w:val="28"/>
-          <w:szCs w:val="28"/>
-          <w:shd w:val="clear" w:color="auto" w:fill="FFFFFF"/>
-        </w:rPr>
-        <w:t>Vending_Machine:</w:t>
+      <w:proofErr w:type="spellStart"/>
+      <w:r>
+        <w:rPr>
+          <w:rFonts w:ascii="Times New Roman" w:hAnsi="Times New Roman" w:cs="Times New Roman"/>
+          <w:b/>
+          <w:color w:val="383D48"/>
+          <w:sz w:val="28"/>
+          <w:szCs w:val="28"/>
+          <w:shd w:val="clear" w:color="auto" w:fill="FFFFFF"/>
+        </w:rPr>
+        <w:t>Vending_Machine</w:t>
+      </w:r>
+      <w:proofErr w:type="spellEnd"/>
+      <w:r>
+        <w:rPr>
+          <w:rFonts w:ascii="Times New Roman" w:hAnsi="Times New Roman" w:cs="Times New Roman"/>
+          <w:b/>
+          <w:color w:val="383D48"/>
+          <w:sz w:val="28"/>
+          <w:szCs w:val="28"/>
+          <w:shd w:val="clear" w:color="auto" w:fill="FFFFFF"/>
+        </w:rPr>
+        <w:t>:</w:t>
       </w:r>
     </w:p>
     <w:p>
@@ -286,16 +337,29 @@
           <w:shd w:val="clear" w:color="auto" w:fill="FFFFFF"/>
         </w:rPr>
       </w:pPr>
-      <w:r>
-        <w:rPr>
-          <w:rFonts w:ascii="Times New Roman" w:hAnsi="Times New Roman" w:cs="Times New Roman"/>
-          <w:b/>
-          <w:color w:val="383D48"/>
-          <w:sz w:val="28"/>
-          <w:szCs w:val="28"/>
-          <w:shd w:val="clear" w:color="auto" w:fill="FFFFFF"/>
-        </w:rPr>
-        <w:t>Toll_booth:</w:t>
+      <w:proofErr w:type="spellStart"/>
+      <w:r>
+        <w:rPr>
+          <w:rFonts w:ascii="Times New Roman" w:hAnsi="Times New Roman" w:cs="Times New Roman"/>
+          <w:b/>
+          <w:color w:val="383D48"/>
+          <w:sz w:val="28"/>
+          <w:szCs w:val="28"/>
+          <w:shd w:val="clear" w:color="auto" w:fill="FFFFFF"/>
+        </w:rPr>
+        <w:t>Toll_booth</w:t>
+      </w:r>
+      <w:proofErr w:type="spellEnd"/>
+      <w:r>
+        <w:rPr>
+          <w:rFonts w:ascii="Times New Roman" w:hAnsi="Times New Roman" w:cs="Times New Roman"/>
+          <w:b/>
+          <w:color w:val="383D48"/>
+          <w:sz w:val="28"/>
+          <w:szCs w:val="28"/>
+          <w:shd w:val="clear" w:color="auto" w:fill="FFFFFF"/>
+        </w:rPr>
+        <w:t>:</w:t>
       </w:r>
     </w:p>
     <w:p>
@@ -472,16 +536,29 @@
           <w:shd w:val="clear" w:color="auto" w:fill="FFFFFF"/>
         </w:rPr>
       </w:pPr>
-      <w:r>
-        <w:rPr>
-          <w:rFonts w:ascii="Times New Roman" w:hAnsi="Times New Roman" w:cs="Times New Roman"/>
-          <w:b/>
-          <w:color w:val="383D48"/>
-          <w:sz w:val="28"/>
-          <w:szCs w:val="28"/>
-          <w:shd w:val="clear" w:color="auto" w:fill="FFFFFF"/>
-        </w:rPr>
-        <w:t>Vending_Machine:</w:t>
+      <w:proofErr w:type="spellStart"/>
+      <w:r>
+        <w:rPr>
+          <w:rFonts w:ascii="Times New Roman" w:hAnsi="Times New Roman" w:cs="Times New Roman"/>
+          <w:b/>
+          <w:color w:val="383D48"/>
+          <w:sz w:val="28"/>
+          <w:szCs w:val="28"/>
+          <w:shd w:val="clear" w:color="auto" w:fill="FFFFFF"/>
+        </w:rPr>
+        <w:t>Vending_Machine</w:t>
+      </w:r>
+      <w:proofErr w:type="spellEnd"/>
+      <w:r>
+        <w:rPr>
+          <w:rFonts w:ascii="Times New Roman" w:hAnsi="Times New Roman" w:cs="Times New Roman"/>
+          <w:b/>
+          <w:color w:val="383D48"/>
+          <w:sz w:val="28"/>
+          <w:szCs w:val="28"/>
+          <w:shd w:val="clear" w:color="auto" w:fill="FFFFFF"/>
+        </w:rPr>
+        <w:t>:</w:t>
       </w:r>
     </w:p>
     <w:p>
@@ -590,16 +667,29 @@
           <w:shd w:val="clear" w:color="auto" w:fill="FFFFFF"/>
         </w:rPr>
       </w:pPr>
-      <w:r>
-        <w:rPr>
-          <w:rFonts w:ascii="Times New Roman" w:hAnsi="Times New Roman" w:cs="Times New Roman"/>
-          <w:b/>
-          <w:color w:val="383D48"/>
-          <w:sz w:val="28"/>
-          <w:szCs w:val="28"/>
-          <w:shd w:val="clear" w:color="auto" w:fill="FFFFFF"/>
-        </w:rPr>
-        <w:t>Toll_booth:</w:t>
+      <w:proofErr w:type="spellStart"/>
+      <w:r>
+        <w:rPr>
+          <w:rFonts w:ascii="Times New Roman" w:hAnsi="Times New Roman" w:cs="Times New Roman"/>
+          <w:b/>
+          <w:color w:val="383D48"/>
+          <w:sz w:val="28"/>
+          <w:szCs w:val="28"/>
+          <w:shd w:val="clear" w:color="auto" w:fill="FFFFFF"/>
+        </w:rPr>
+        <w:t>Toll_booth</w:t>
+      </w:r>
+      <w:proofErr w:type="spellEnd"/>
+      <w:r>
+        <w:rPr>
+          <w:rFonts w:ascii="Times New Roman" w:hAnsi="Times New Roman" w:cs="Times New Roman"/>
+          <w:b/>
+          <w:color w:val="383D48"/>
+          <w:sz w:val="28"/>
+          <w:szCs w:val="28"/>
+          <w:shd w:val="clear" w:color="auto" w:fill="FFFFFF"/>
+        </w:rPr>
+        <w:t>:</w:t>
       </w:r>
     </w:p>
     <w:p>
@@ -789,6 +879,1610 @@
     <w:p>
       <w:pPr>
         <w:spacing w:after="0" w:line="240" w:lineRule="auto"/>
+        <w:jc w:val="center"/>
+        <w:rPr>
+          <w:rFonts w:ascii="Times New Roman" w:hAnsi="Times New Roman" w:cs="Times New Roman"/>
+          <w:b/>
+          <w:color w:val="383D48"/>
+          <w:sz w:val="28"/>
+          <w:szCs w:val="28"/>
+          <w:u w:val="single"/>
+          <w:shd w:val="clear" w:color="auto" w:fill="FFFFFF"/>
+        </w:rPr>
+      </w:pPr>
+      <w:r>
+        <w:rPr>
+          <w:rFonts w:ascii="Times New Roman" w:hAnsi="Times New Roman" w:cs="Times New Roman"/>
+          <w:b/>
+          <w:color w:val="383D48"/>
+          <w:sz w:val="28"/>
+          <w:szCs w:val="28"/>
+          <w:u w:val="single"/>
+          <w:shd w:val="clear" w:color="auto" w:fill="FFFFFF"/>
+        </w:rPr>
+        <w:lastRenderedPageBreak/>
+        <w:t xml:space="preserve">PART - </w:t>
+      </w:r>
+      <w:r>
+        <w:rPr>
+          <w:rFonts w:ascii="Times New Roman" w:hAnsi="Times New Roman" w:cs="Times New Roman"/>
+          <w:b/>
+          <w:color w:val="383D48"/>
+          <w:sz w:val="28"/>
+          <w:szCs w:val="28"/>
+          <w:u w:val="single"/>
+          <w:shd w:val="clear" w:color="auto" w:fill="FFFFFF"/>
+        </w:rPr>
+        <w:t>B</w:t>
+      </w:r>
+    </w:p>
+    <w:p>
+      <w:pPr>
+        <w:spacing w:after="0" w:line="240" w:lineRule="auto"/>
+        <w:rPr>
+          <w:rFonts w:ascii="Times New Roman" w:hAnsi="Times New Roman" w:cs="Times New Roman"/>
+          <w:b/>
+          <w:color w:val="383D48"/>
+          <w:sz w:val="28"/>
+          <w:szCs w:val="28"/>
+          <w:shd w:val="clear" w:color="auto" w:fill="FFFFFF"/>
+        </w:rPr>
+      </w:pPr>
+    </w:p>
+    <w:p>
+      <w:pPr>
+        <w:pStyle w:val="ListParagraph"/>
+        <w:numPr>
+          <w:ilvl w:val="0"/>
+          <w:numId w:val="1"/>
+        </w:numPr>
+        <w:spacing w:after="0" w:line="240" w:lineRule="auto"/>
+        <w:rPr>
+          <w:rFonts w:ascii="Times New Roman" w:hAnsi="Times New Roman" w:cs="Times New Roman"/>
+          <w:b/>
+          <w:color w:val="383D48"/>
+          <w:sz w:val="28"/>
+          <w:szCs w:val="28"/>
+          <w:shd w:val="clear" w:color="auto" w:fill="FFFFFF"/>
+        </w:rPr>
+      </w:pPr>
+      <w:r>
+        <w:rPr>
+          <w:rFonts w:ascii="Times New Roman" w:hAnsi="Times New Roman" w:cs="Times New Roman"/>
+          <w:b/>
+          <w:color w:val="383D48"/>
+          <w:sz w:val="28"/>
+          <w:szCs w:val="28"/>
+          <w:shd w:val="clear" w:color="auto" w:fill="FFFFFF"/>
+        </w:rPr>
+        <w:t>MiniBank.java</w:t>
+      </w:r>
+    </w:p>
+    <w:p>
+      <w:pPr>
+        <w:rPr>
+          <w:lang w:val="en-IN" w:eastAsia="en-IN"/>
+        </w:rPr>
+      </w:pPr>
+      <w:r>
+        <w:rPr>
+          <w:lang w:val="en-IN" w:eastAsia="en-IN"/>
+        </w:rPr>
+        <w:t xml:space="preserve">public class </w:t>
+      </w:r>
+      <w:proofErr w:type="spellStart"/>
+      <w:r>
+        <w:rPr>
+          <w:lang w:val="en-IN" w:eastAsia="en-IN"/>
+        </w:rPr>
+        <w:t>MiniBank</w:t>
+      </w:r>
+      <w:proofErr w:type="spellEnd"/>
+      <w:r>
+        <w:rPr>
+          <w:lang w:val="en-IN" w:eastAsia="en-IN"/>
+        </w:rPr>
+        <w:t xml:space="preserve"> {</w:t>
+      </w:r>
+    </w:p>
+    <w:p>
+      <w:pPr>
+        <w:rPr>
+          <w:lang w:val="en-IN" w:eastAsia="en-IN"/>
+        </w:rPr>
+      </w:pPr>
+    </w:p>
+    <w:p>
+      <w:pPr>
+        <w:rPr>
+          <w:lang w:val="en-IN" w:eastAsia="en-IN"/>
+        </w:rPr>
+      </w:pPr>
+      <w:r>
+        <w:rPr>
+          <w:lang w:val="en-IN" w:eastAsia="en-IN"/>
+        </w:rPr>
+        <w:t xml:space="preserve">    private static final Map&lt;String, Account&gt; accounts = new </w:t>
+      </w:r>
+      <w:proofErr w:type="spellStart"/>
+      <w:r>
+        <w:rPr>
+          <w:lang w:val="en-IN" w:eastAsia="en-IN"/>
+        </w:rPr>
+        <w:t>LinkedHashMap</w:t>
+      </w:r>
+      <w:proofErr w:type="spellEnd"/>
+      <w:r>
+        <w:rPr>
+          <w:lang w:val="en-IN" w:eastAsia="en-IN"/>
+        </w:rPr>
+        <w:t>&lt;</w:t>
+      </w:r>
+      <w:proofErr w:type="gramStart"/>
+      <w:r>
+        <w:rPr>
+          <w:lang w:val="en-IN" w:eastAsia="en-IN"/>
+        </w:rPr>
+        <w:t>&gt;(</w:t>
+      </w:r>
+      <w:proofErr w:type="gramEnd"/>
+      <w:r>
+        <w:rPr>
+          <w:lang w:val="en-IN" w:eastAsia="en-IN"/>
+        </w:rPr>
+        <w:t>);</w:t>
+      </w:r>
+    </w:p>
+    <w:p>
+      <w:pPr>
+        <w:rPr>
+          <w:lang w:val="en-IN" w:eastAsia="en-IN"/>
+        </w:rPr>
+      </w:pPr>
+      <w:r>
+        <w:rPr>
+          <w:lang w:val="en-IN" w:eastAsia="en-IN"/>
+        </w:rPr>
+        <w:t xml:space="preserve">    private static final </w:t>
+      </w:r>
+      <w:proofErr w:type="spellStart"/>
+      <w:r>
+        <w:rPr>
+          <w:lang w:val="en-IN" w:eastAsia="en-IN"/>
+        </w:rPr>
+        <w:t>BankInfo</w:t>
+      </w:r>
+      <w:proofErr w:type="spellEnd"/>
+      <w:r>
+        <w:rPr>
+          <w:lang w:val="en-IN" w:eastAsia="en-IN"/>
+        </w:rPr>
+        <w:t xml:space="preserve"> BANK = new </w:t>
+      </w:r>
+      <w:proofErr w:type="spellStart"/>
+      <w:proofErr w:type="gramStart"/>
+      <w:r>
+        <w:rPr>
+          <w:lang w:val="en-IN" w:eastAsia="en-IN"/>
+        </w:rPr>
+        <w:t>BankInfo</w:t>
+      </w:r>
+      <w:proofErr w:type="spellEnd"/>
+      <w:r>
+        <w:rPr>
+          <w:lang w:val="en-IN" w:eastAsia="en-IN"/>
+        </w:rPr>
+        <w:t>(</w:t>
+      </w:r>
+      <w:proofErr w:type="gramEnd"/>
+      <w:r>
+        <w:rPr>
+          <w:lang w:val="en-IN" w:eastAsia="en-IN"/>
+        </w:rPr>
+        <w:t>"</w:t>
+      </w:r>
+      <w:proofErr w:type="spellStart"/>
+      <w:r>
+        <w:rPr>
+          <w:lang w:val="en-IN" w:eastAsia="en-IN"/>
+        </w:rPr>
+        <w:t>MiniBank</w:t>
+      </w:r>
+      <w:proofErr w:type="spellEnd"/>
+      <w:r>
+        <w:rPr>
+          <w:lang w:val="en-IN" w:eastAsia="en-IN"/>
+        </w:rPr>
+        <w:t>", "CSPIT Branch");</w:t>
+      </w:r>
+    </w:p>
+    <w:p>
+      <w:pPr>
+        <w:rPr>
+          <w:lang w:val="en-IN" w:eastAsia="en-IN"/>
+        </w:rPr>
+      </w:pPr>
+    </w:p>
+    <w:p>
+      <w:pPr>
+        <w:rPr>
+          <w:lang w:val="en-IN" w:eastAsia="en-IN"/>
+        </w:rPr>
+      </w:pPr>
+      <w:r>
+        <w:rPr>
+          <w:lang w:val="en-IN" w:eastAsia="en-IN"/>
+        </w:rPr>
+        <w:t xml:space="preserve">    public static void </w:t>
+      </w:r>
+      <w:proofErr w:type="gramStart"/>
+      <w:r>
+        <w:rPr>
+          <w:lang w:val="en-IN" w:eastAsia="en-IN"/>
+        </w:rPr>
+        <w:t>main(String[</w:t>
+      </w:r>
+      <w:proofErr w:type="gramEnd"/>
+      <w:r>
+        <w:rPr>
+          <w:lang w:val="en-IN" w:eastAsia="en-IN"/>
+        </w:rPr>
+        <w:t xml:space="preserve">] </w:t>
+      </w:r>
+      <w:proofErr w:type="spellStart"/>
+      <w:r>
+        <w:rPr>
+          <w:lang w:val="en-IN" w:eastAsia="en-IN"/>
+        </w:rPr>
+        <w:t>args</w:t>
+      </w:r>
+      <w:proofErr w:type="spellEnd"/>
+      <w:r>
+        <w:rPr>
+          <w:lang w:val="en-IN" w:eastAsia="en-IN"/>
+        </w:rPr>
+        <w:t>) {</w:t>
+      </w:r>
+    </w:p>
+    <w:p>
+      <w:pPr>
+        <w:rPr>
+          <w:lang w:val="en-IN" w:eastAsia="en-IN"/>
+        </w:rPr>
+      </w:pPr>
+      <w:r>
+        <w:rPr>
+          <w:lang w:val="en-IN" w:eastAsia="en-IN"/>
+        </w:rPr>
+        <w:t>        if (</w:t>
+      </w:r>
+      <w:proofErr w:type="spellStart"/>
+      <w:r>
+        <w:rPr>
+          <w:lang w:val="en-IN" w:eastAsia="en-IN"/>
+        </w:rPr>
+        <w:t>Arrays.asList</w:t>
+      </w:r>
+      <w:proofErr w:type="spellEnd"/>
+      <w:r>
+        <w:rPr>
+          <w:lang w:val="en-IN" w:eastAsia="en-IN"/>
+        </w:rPr>
+        <w:t>(</w:t>
+      </w:r>
+      <w:proofErr w:type="spellStart"/>
+      <w:r>
+        <w:rPr>
+          <w:lang w:val="en-IN" w:eastAsia="en-IN"/>
+        </w:rPr>
+        <w:t>args</w:t>
+      </w:r>
+      <w:proofErr w:type="spellEnd"/>
+      <w:proofErr w:type="gramStart"/>
+      <w:r>
+        <w:rPr>
+          <w:lang w:val="en-IN" w:eastAsia="en-IN"/>
+        </w:rPr>
+        <w:t>).contains</w:t>
+      </w:r>
+      <w:proofErr w:type="gramEnd"/>
+      <w:r>
+        <w:rPr>
+          <w:lang w:val="en-IN" w:eastAsia="en-IN"/>
+        </w:rPr>
+        <w:t>("--demo")) {</w:t>
+      </w:r>
+    </w:p>
+    <w:p>
+      <w:pPr>
+        <w:rPr>
+          <w:lang w:val="en-IN" w:eastAsia="en-IN"/>
+        </w:rPr>
+      </w:pPr>
+      <w:r>
+        <w:rPr>
+          <w:lang w:val="en-IN" w:eastAsia="en-IN"/>
+        </w:rPr>
+        <w:t xml:space="preserve">            </w:t>
+      </w:r>
+      <w:proofErr w:type="spellStart"/>
+      <w:proofErr w:type="gramStart"/>
+      <w:r>
+        <w:rPr>
+          <w:lang w:val="en-IN" w:eastAsia="en-IN"/>
+        </w:rPr>
+        <w:t>runDemo</w:t>
+      </w:r>
+      <w:proofErr w:type="spellEnd"/>
+      <w:r>
+        <w:rPr>
+          <w:lang w:val="en-IN" w:eastAsia="en-IN"/>
+        </w:rPr>
+        <w:t>(</w:t>
+      </w:r>
+      <w:proofErr w:type="gramEnd"/>
+      <w:r>
+        <w:rPr>
+          <w:lang w:val="en-IN" w:eastAsia="en-IN"/>
+        </w:rPr>
+        <w:t>);</w:t>
+      </w:r>
+    </w:p>
+    <w:p>
+      <w:pPr>
+        <w:rPr>
+          <w:lang w:val="en-IN" w:eastAsia="en-IN"/>
+        </w:rPr>
+      </w:pPr>
+      <w:r>
+        <w:rPr>
+          <w:lang w:val="en-IN" w:eastAsia="en-IN"/>
+        </w:rPr>
+        <w:t>            return;</w:t>
+      </w:r>
+    </w:p>
+    <w:p>
+      <w:pPr>
+        <w:rPr>
+          <w:lang w:val="en-IN" w:eastAsia="en-IN"/>
+        </w:rPr>
+      </w:pPr>
+      <w:r>
+        <w:rPr>
+          <w:lang w:val="en-IN" w:eastAsia="en-IN"/>
+        </w:rPr>
+        <w:t>        }</w:t>
+      </w:r>
+    </w:p>
+    <w:p>
+      <w:pPr>
+        <w:rPr>
+          <w:lang w:val="en-IN" w:eastAsia="en-IN"/>
+        </w:rPr>
+      </w:pPr>
+      <w:r>
+        <w:rPr>
+          <w:lang w:val="en-IN" w:eastAsia="en-IN"/>
+        </w:rPr>
+        <w:t xml:space="preserve">        </w:t>
+      </w:r>
+      <w:proofErr w:type="gramStart"/>
+      <w:r>
+        <w:rPr>
+          <w:lang w:val="en-IN" w:eastAsia="en-IN"/>
+        </w:rPr>
+        <w:t>interactive(</w:t>
+      </w:r>
+      <w:proofErr w:type="gramEnd"/>
+      <w:r>
+        <w:rPr>
+          <w:lang w:val="en-IN" w:eastAsia="en-IN"/>
+        </w:rPr>
+        <w:t>);</w:t>
+      </w:r>
+    </w:p>
+    <w:p>
+      <w:pPr>
+        <w:rPr>
+          <w:lang w:val="en-IN" w:eastAsia="en-IN"/>
+        </w:rPr>
+      </w:pPr>
+      <w:r>
+        <w:rPr>
+          <w:lang w:val="en-IN" w:eastAsia="en-IN"/>
+        </w:rPr>
+        <w:t>    }</w:t>
+      </w:r>
+    </w:p>
+    <w:p>
+      <w:pPr>
+        <w:rPr>
+          <w:lang w:val="en-IN" w:eastAsia="en-IN"/>
+        </w:rPr>
+      </w:pPr>
+    </w:p>
+    <w:p>
+      <w:pPr>
+        <w:rPr>
+          <w:lang w:val="en-IN" w:eastAsia="en-IN"/>
+        </w:rPr>
+      </w:pPr>
+      <w:r>
+        <w:rPr>
+          <w:lang w:val="en-IN" w:eastAsia="en-IN"/>
+        </w:rPr>
+        <w:t xml:space="preserve">    private static void </w:t>
+      </w:r>
+      <w:proofErr w:type="gramStart"/>
+      <w:r>
+        <w:rPr>
+          <w:lang w:val="en-IN" w:eastAsia="en-IN"/>
+        </w:rPr>
+        <w:t>interactive(</w:t>
+      </w:r>
+      <w:proofErr w:type="gramEnd"/>
+      <w:r>
+        <w:rPr>
+          <w:lang w:val="en-IN" w:eastAsia="en-IN"/>
+        </w:rPr>
+        <w:t>) {</w:t>
+      </w:r>
+    </w:p>
+    <w:p>
+      <w:pPr>
+        <w:rPr>
+          <w:lang w:val="en-IN" w:eastAsia="en-IN"/>
+        </w:rPr>
+      </w:pPr>
+      <w:r>
+        <w:rPr>
+          <w:lang w:val="en-IN" w:eastAsia="en-IN"/>
+        </w:rPr>
+        <w:t xml:space="preserve">        </w:t>
+      </w:r>
+      <w:proofErr w:type="spellStart"/>
+      <w:r>
+        <w:rPr>
+          <w:lang w:val="en-IN" w:eastAsia="en-IN"/>
+        </w:rPr>
+        <w:t>System.out.println</w:t>
+      </w:r>
+      <w:proofErr w:type="spellEnd"/>
+      <w:r>
+        <w:rPr>
+          <w:lang w:val="en-IN" w:eastAsia="en-IN"/>
+        </w:rPr>
+        <w:t>(BANK);</w:t>
+      </w:r>
+    </w:p>
+    <w:p>
+      <w:pPr>
+        <w:rPr>
+          <w:lang w:val="en-IN" w:eastAsia="en-IN"/>
+        </w:rPr>
+      </w:pPr>
+      <w:r>
+        <w:rPr>
+          <w:lang w:val="en-IN" w:eastAsia="en-IN"/>
+        </w:rPr>
+        <w:t xml:space="preserve">        try (Scanner </w:t>
+      </w:r>
+      <w:proofErr w:type="spellStart"/>
+      <w:r>
+        <w:rPr>
+          <w:lang w:val="en-IN" w:eastAsia="en-IN"/>
+        </w:rPr>
+        <w:t>scanner</w:t>
+      </w:r>
+      <w:proofErr w:type="spellEnd"/>
+      <w:r>
+        <w:rPr>
+          <w:lang w:val="en-IN" w:eastAsia="en-IN"/>
+        </w:rPr>
+        <w:t xml:space="preserve"> = new </w:t>
+      </w:r>
+      <w:proofErr w:type="gramStart"/>
+      <w:r>
+        <w:rPr>
+          <w:lang w:val="en-IN" w:eastAsia="en-IN"/>
+        </w:rPr>
+        <w:t>Scanner(</w:t>
+      </w:r>
+      <w:proofErr w:type="gramEnd"/>
+      <w:r>
+        <w:rPr>
+          <w:lang w:val="en-IN" w:eastAsia="en-IN"/>
+        </w:rPr>
+        <w:t>System.in)) {</w:t>
+      </w:r>
+    </w:p>
+    <w:p>
+      <w:pPr>
+        <w:rPr>
+          <w:lang w:val="en-IN" w:eastAsia="en-IN"/>
+        </w:rPr>
+      </w:pPr>
+      <w:r>
+        <w:rPr>
+          <w:lang w:val="en-IN" w:eastAsia="en-IN"/>
+        </w:rPr>
+        <w:t xml:space="preserve">            </w:t>
+      </w:r>
+      <w:proofErr w:type="spellStart"/>
+      <w:r>
+        <w:rPr>
+          <w:lang w:val="en-IN" w:eastAsia="en-IN"/>
+        </w:rPr>
+        <w:t>boolean</w:t>
+      </w:r>
+      <w:proofErr w:type="spellEnd"/>
+      <w:r>
+        <w:rPr>
+          <w:lang w:val="en-IN" w:eastAsia="en-IN"/>
+        </w:rPr>
+        <w:t xml:space="preserve"> running = true;</w:t>
+      </w:r>
+    </w:p>
+    <w:p>
+      <w:pPr>
+        <w:rPr>
+          <w:lang w:val="en-IN" w:eastAsia="en-IN"/>
+        </w:rPr>
+      </w:pPr>
+      <w:r>
+        <w:rPr>
+          <w:lang w:val="en-IN" w:eastAsia="en-IN"/>
+        </w:rPr>
+        <w:t>            while (running) {</w:t>
+      </w:r>
+    </w:p>
+    <w:p>
+      <w:pPr>
+        <w:rPr>
+          <w:lang w:val="en-IN" w:eastAsia="en-IN"/>
+        </w:rPr>
+      </w:pPr>
+      <w:r>
+        <w:rPr>
+          <w:lang w:val="en-IN" w:eastAsia="en-IN"/>
+        </w:rPr>
+        <w:t xml:space="preserve">                </w:t>
+      </w:r>
+      <w:proofErr w:type="spellStart"/>
+      <w:r>
+        <w:rPr>
+          <w:lang w:val="en-IN" w:eastAsia="en-IN"/>
+        </w:rPr>
+        <w:t>System.out.println</w:t>
+      </w:r>
+      <w:proofErr w:type="spellEnd"/>
+      <w:r>
+        <w:rPr>
+          <w:lang w:val="en-IN" w:eastAsia="en-IN"/>
+        </w:rPr>
+        <w:t>("\n</w:t>
+      </w:r>
+      <w:proofErr w:type="gramStart"/>
+      <w:r>
+        <w:rPr>
+          <w:lang w:val="en-IN" w:eastAsia="en-IN"/>
+        </w:rPr>
+        <w:t>1.Open</w:t>
+      </w:r>
+      <w:proofErr w:type="gramEnd"/>
+      <w:r>
+        <w:rPr>
+          <w:lang w:val="en-IN" w:eastAsia="en-IN"/>
+        </w:rPr>
+        <w:t xml:space="preserve"> </w:t>
+      </w:r>
+      <w:proofErr w:type="gramStart"/>
+      <w:r>
+        <w:rPr>
+          <w:lang w:val="en-IN" w:eastAsia="en-IN"/>
+        </w:rPr>
+        <w:t>2.Deposit</w:t>
+      </w:r>
+      <w:proofErr w:type="gramEnd"/>
+      <w:r>
+        <w:rPr>
+          <w:lang w:val="en-IN" w:eastAsia="en-IN"/>
+        </w:rPr>
+        <w:t xml:space="preserve"> </w:t>
+      </w:r>
+      <w:proofErr w:type="gramStart"/>
+      <w:r>
+        <w:rPr>
+          <w:lang w:val="en-IN" w:eastAsia="en-IN"/>
+        </w:rPr>
+        <w:t>3.Withdraw</w:t>
+      </w:r>
+      <w:proofErr w:type="gramEnd"/>
+      <w:r>
+        <w:rPr>
+          <w:lang w:val="en-IN" w:eastAsia="en-IN"/>
+        </w:rPr>
+        <w:t xml:space="preserve"> </w:t>
+      </w:r>
+      <w:proofErr w:type="gramStart"/>
+      <w:r>
+        <w:rPr>
+          <w:lang w:val="en-IN" w:eastAsia="en-IN"/>
+        </w:rPr>
+        <w:t>4.Transfer</w:t>
+      </w:r>
+      <w:proofErr w:type="gramEnd"/>
+      <w:r>
+        <w:rPr>
+          <w:lang w:val="en-IN" w:eastAsia="en-IN"/>
+        </w:rPr>
+        <w:t xml:space="preserve"> </w:t>
+      </w:r>
+      <w:proofErr w:type="gramStart"/>
+      <w:r>
+        <w:rPr>
+          <w:lang w:val="en-IN" w:eastAsia="en-IN"/>
+        </w:rPr>
+        <w:t>5.Working</w:t>
+      </w:r>
+      <w:proofErr w:type="gramEnd"/>
+      <w:r>
+        <w:rPr>
+          <w:lang w:val="en-IN" w:eastAsia="en-IN"/>
+        </w:rPr>
+        <w:t xml:space="preserve"> hours </w:t>
+      </w:r>
+      <w:proofErr w:type="gramStart"/>
+      <w:r>
+        <w:rPr>
+          <w:lang w:val="en-IN" w:eastAsia="en-IN"/>
+        </w:rPr>
+        <w:t>6.Exit</w:t>
+      </w:r>
+      <w:proofErr w:type="gramEnd"/>
+      <w:r>
+        <w:rPr>
+          <w:lang w:val="en-IN" w:eastAsia="en-IN"/>
+        </w:rPr>
+        <w:t>");</w:t>
+      </w:r>
+    </w:p>
+    <w:p>
+      <w:pPr>
+        <w:rPr>
+          <w:lang w:val="en-IN" w:eastAsia="en-IN"/>
+        </w:rPr>
+      </w:pPr>
+      <w:r>
+        <w:rPr>
+          <w:lang w:val="en-IN" w:eastAsia="en-IN"/>
+        </w:rPr>
+        <w:t xml:space="preserve">                </w:t>
+      </w:r>
+      <w:proofErr w:type="spellStart"/>
+      <w:r>
+        <w:rPr>
+          <w:lang w:val="en-IN" w:eastAsia="en-IN"/>
+        </w:rPr>
+        <w:t>System.out.print</w:t>
+      </w:r>
+      <w:proofErr w:type="spellEnd"/>
+      <w:r>
+        <w:rPr>
+          <w:lang w:val="en-IN" w:eastAsia="en-IN"/>
+        </w:rPr>
+        <w:t>("Choice: ");</w:t>
+      </w:r>
+    </w:p>
+    <w:p>
+      <w:pPr>
+        <w:rPr>
+          <w:lang w:val="en-IN" w:eastAsia="en-IN"/>
+        </w:rPr>
+      </w:pPr>
+      <w:r>
+        <w:rPr>
+          <w:lang w:val="en-IN" w:eastAsia="en-IN"/>
+        </w:rPr>
+        <w:t xml:space="preserve">                String input = </w:t>
+      </w:r>
+      <w:proofErr w:type="spellStart"/>
+      <w:proofErr w:type="gramStart"/>
+      <w:r>
+        <w:rPr>
+          <w:lang w:val="en-IN" w:eastAsia="en-IN"/>
+        </w:rPr>
+        <w:t>scanner.nextLine</w:t>
+      </w:r>
+      <w:proofErr w:type="spellEnd"/>
+      <w:proofErr w:type="gramEnd"/>
+      <w:r>
+        <w:rPr>
+          <w:lang w:val="en-IN" w:eastAsia="en-IN"/>
+        </w:rPr>
+        <w:t>(</w:t>
+      </w:r>
+      <w:proofErr w:type="gramStart"/>
+      <w:r>
+        <w:rPr>
+          <w:lang w:val="en-IN" w:eastAsia="en-IN"/>
+        </w:rPr>
+        <w:t>).trim</w:t>
+      </w:r>
+      <w:proofErr w:type="gramEnd"/>
+      <w:r>
+        <w:rPr>
+          <w:lang w:val="en-IN" w:eastAsia="en-IN"/>
+        </w:rPr>
+        <w:t>();</w:t>
+      </w:r>
+    </w:p>
+    <w:p>
+      <w:pPr>
+        <w:rPr>
+          <w:lang w:val="en-IN" w:eastAsia="en-IN"/>
+        </w:rPr>
+      </w:pPr>
+      <w:r>
+        <w:rPr>
+          <w:lang w:val="en-IN" w:eastAsia="en-IN"/>
+        </w:rPr>
+        <w:t>                try {</w:t>
+      </w:r>
+    </w:p>
+    <w:p>
+      <w:pPr>
+        <w:rPr>
+          <w:lang w:val="en-IN" w:eastAsia="en-IN"/>
+        </w:rPr>
+      </w:pPr>
+      <w:r>
+        <w:rPr>
+          <w:lang w:val="en-IN" w:eastAsia="en-IN"/>
+        </w:rPr>
+        <w:t xml:space="preserve">                    int choice = </w:t>
+      </w:r>
+      <w:proofErr w:type="spellStart"/>
+      <w:r>
+        <w:rPr>
+          <w:lang w:val="en-IN" w:eastAsia="en-IN"/>
+        </w:rPr>
+        <w:t>Integer.parseInt</w:t>
+      </w:r>
+      <w:proofErr w:type="spellEnd"/>
+      <w:r>
+        <w:rPr>
+          <w:lang w:val="en-IN" w:eastAsia="en-IN"/>
+        </w:rPr>
+        <w:t>(input);</w:t>
+      </w:r>
+    </w:p>
+    <w:p>
+      <w:pPr>
+        <w:rPr>
+          <w:lang w:val="en-IN" w:eastAsia="en-IN"/>
+        </w:rPr>
+      </w:pPr>
+      <w:r>
+        <w:rPr>
+          <w:lang w:val="en-IN" w:eastAsia="en-IN"/>
+        </w:rPr>
+        <w:t>                    String result = switch (choice) {</w:t>
+      </w:r>
+    </w:p>
+    <w:p>
+      <w:pPr>
+        <w:rPr>
+          <w:lang w:val="en-IN" w:eastAsia="en-IN"/>
+        </w:rPr>
+      </w:pPr>
+      <w:r>
+        <w:rPr>
+          <w:lang w:val="en-IN" w:eastAsia="en-IN"/>
+        </w:rPr>
+        <w:lastRenderedPageBreak/>
+        <w:t>                        case 1 -&gt;</w:t>
+      </w:r>
+    </w:p>
+    <w:p>
+      <w:pPr>
+        <w:rPr>
+          <w:lang w:val="en-IN" w:eastAsia="en-IN"/>
+        </w:rPr>
+      </w:pPr>
+      <w:r>
+        <w:rPr>
+          <w:lang w:val="en-IN" w:eastAsia="en-IN"/>
+        </w:rPr>
+        <w:t>                            open(scanner);</w:t>
+      </w:r>
+    </w:p>
+    <w:p>
+      <w:pPr>
+        <w:rPr>
+          <w:lang w:val="en-IN" w:eastAsia="en-IN"/>
+        </w:rPr>
+      </w:pPr>
+      <w:r>
+        <w:rPr>
+          <w:lang w:val="en-IN" w:eastAsia="en-IN"/>
+        </w:rPr>
+        <w:t>                        case 2 -&gt;</w:t>
+      </w:r>
+    </w:p>
+    <w:p>
+      <w:pPr>
+        <w:rPr>
+          <w:lang w:val="en-IN" w:eastAsia="en-IN"/>
+        </w:rPr>
+      </w:pPr>
+      <w:r>
+        <w:rPr>
+          <w:lang w:val="en-IN" w:eastAsia="en-IN"/>
+        </w:rPr>
+        <w:t>                            deposit(scanner);</w:t>
+      </w:r>
+    </w:p>
+    <w:p>
+      <w:pPr>
+        <w:rPr>
+          <w:lang w:val="en-IN" w:eastAsia="en-IN"/>
+        </w:rPr>
+      </w:pPr>
+      <w:r>
+        <w:rPr>
+          <w:lang w:val="en-IN" w:eastAsia="en-IN"/>
+        </w:rPr>
+        <w:t>                        case 3 -&gt;</w:t>
+      </w:r>
+    </w:p>
+    <w:p>
+      <w:pPr>
+        <w:rPr>
+          <w:lang w:val="en-IN" w:eastAsia="en-IN"/>
+        </w:rPr>
+      </w:pPr>
+      <w:r>
+        <w:rPr>
+          <w:lang w:val="en-IN" w:eastAsia="en-IN"/>
+        </w:rPr>
+        <w:t>                            withdraw(scanner);</w:t>
+      </w:r>
+    </w:p>
+    <w:p>
+      <w:pPr>
+        <w:rPr>
+          <w:lang w:val="en-IN" w:eastAsia="en-IN"/>
+        </w:rPr>
+      </w:pPr>
+      <w:r>
+        <w:rPr>
+          <w:lang w:val="en-IN" w:eastAsia="en-IN"/>
+        </w:rPr>
+        <w:t>                        case 4 -&gt;</w:t>
+      </w:r>
+    </w:p>
+    <w:p>
+      <w:pPr>
+        <w:rPr>
+          <w:lang w:val="en-IN" w:eastAsia="en-IN"/>
+        </w:rPr>
+      </w:pPr>
+      <w:r>
+        <w:rPr>
+          <w:lang w:val="en-IN" w:eastAsia="en-IN"/>
+        </w:rPr>
+        <w:t>                            transfer(scanner);</w:t>
+      </w:r>
+    </w:p>
+    <w:p>
+      <w:pPr>
+        <w:rPr>
+          <w:lang w:val="en-IN" w:eastAsia="en-IN"/>
+        </w:rPr>
+      </w:pPr>
+      <w:r>
+        <w:rPr>
+          <w:lang w:val="en-IN" w:eastAsia="en-IN"/>
+        </w:rPr>
+        <w:t>                        case 5 -&gt;</w:t>
+      </w:r>
+    </w:p>
+    <w:p>
+      <w:pPr>
+        <w:rPr>
+          <w:lang w:val="en-IN" w:eastAsia="en-IN"/>
+        </w:rPr>
+      </w:pPr>
+      <w:r>
+        <w:rPr>
+          <w:lang w:val="en-IN" w:eastAsia="en-IN"/>
+        </w:rPr>
+        <w:t>                            "Working hours: Monday-Saturday, 10:00 to 16:00.";</w:t>
+      </w:r>
+    </w:p>
+    <w:p>
+      <w:pPr>
+        <w:rPr>
+          <w:lang w:val="en-IN" w:eastAsia="en-IN"/>
+        </w:rPr>
+      </w:pPr>
+      <w:r>
+        <w:rPr>
+          <w:lang w:val="en-IN" w:eastAsia="en-IN"/>
+        </w:rPr>
+        <w:t>                        case 6 -&gt; {</w:t>
+      </w:r>
+    </w:p>
+    <w:p>
+      <w:pPr>
+        <w:rPr>
+          <w:lang w:val="en-IN" w:eastAsia="en-IN"/>
+        </w:rPr>
+      </w:pPr>
+      <w:r>
+        <w:rPr>
+          <w:lang w:val="en-IN" w:eastAsia="en-IN"/>
+        </w:rPr>
+        <w:t>                            running = false;</w:t>
+      </w:r>
+    </w:p>
+    <w:p>
+      <w:pPr>
+        <w:rPr>
+          <w:lang w:val="en-IN" w:eastAsia="en-IN"/>
+        </w:rPr>
+      </w:pPr>
+      <w:r>
+        <w:rPr>
+          <w:lang w:val="en-IN" w:eastAsia="en-IN"/>
+        </w:rPr>
+        <w:t xml:space="preserve">                            yield "Goodbye from </w:t>
+      </w:r>
+      <w:proofErr w:type="spellStart"/>
+      <w:r>
+        <w:rPr>
+          <w:lang w:val="en-IN" w:eastAsia="en-IN"/>
+        </w:rPr>
+        <w:t>MiniBank</w:t>
+      </w:r>
+      <w:proofErr w:type="spellEnd"/>
+      <w:r>
+        <w:rPr>
+          <w:lang w:val="en-IN" w:eastAsia="en-IN"/>
+        </w:rPr>
+        <w:t>.";</w:t>
+      </w:r>
+    </w:p>
+    <w:p>
+      <w:pPr>
+        <w:rPr>
+          <w:lang w:val="en-IN" w:eastAsia="en-IN"/>
+        </w:rPr>
+      </w:pPr>
+      <w:r>
+        <w:rPr>
+          <w:lang w:val="en-IN" w:eastAsia="en-IN"/>
+        </w:rPr>
+        <w:t>                        }</w:t>
+      </w:r>
+    </w:p>
+    <w:p>
+      <w:pPr>
+        <w:rPr>
+          <w:lang w:val="en-IN" w:eastAsia="en-IN"/>
+        </w:rPr>
+      </w:pPr>
+      <w:r>
+        <w:rPr>
+          <w:lang w:val="en-IN" w:eastAsia="en-IN"/>
+        </w:rPr>
+        <w:t>                        default -&gt;</w:t>
+      </w:r>
+    </w:p>
+    <w:p>
+      <w:pPr>
+        <w:rPr>
+          <w:lang w:val="en-IN" w:eastAsia="en-IN"/>
+        </w:rPr>
+      </w:pPr>
+      <w:r>
+        <w:rPr>
+          <w:lang w:val="en-IN" w:eastAsia="en-IN"/>
+        </w:rPr>
+        <w:t>                            "Invalid menu number. Please choose 1-6.";</w:t>
+      </w:r>
+    </w:p>
+    <w:p>
+      <w:pPr>
+        <w:rPr>
+          <w:lang w:val="en-IN" w:eastAsia="en-IN"/>
+        </w:rPr>
+      </w:pPr>
+      <w:r>
+        <w:rPr>
+          <w:lang w:val="en-IN" w:eastAsia="en-IN"/>
+        </w:rPr>
+        <w:t>                    };</w:t>
+      </w:r>
+    </w:p>
+    <w:p>
+      <w:pPr>
+        <w:rPr>
+          <w:lang w:val="en-IN" w:eastAsia="en-IN"/>
+        </w:rPr>
+      </w:pPr>
+      <w:r>
+        <w:rPr>
+          <w:lang w:val="en-IN" w:eastAsia="en-IN"/>
+        </w:rPr>
+        <w:t xml:space="preserve">                    </w:t>
+      </w:r>
+      <w:proofErr w:type="spellStart"/>
+      <w:r>
+        <w:rPr>
+          <w:lang w:val="en-IN" w:eastAsia="en-IN"/>
+        </w:rPr>
+        <w:t>System.out.println</w:t>
+      </w:r>
+      <w:proofErr w:type="spellEnd"/>
+      <w:r>
+        <w:rPr>
+          <w:lang w:val="en-IN" w:eastAsia="en-IN"/>
+        </w:rPr>
+        <w:t>(result);</w:t>
+      </w:r>
+    </w:p>
+    <w:p>
+      <w:pPr>
+        <w:rPr>
+          <w:lang w:val="en-IN" w:eastAsia="en-IN"/>
+        </w:rPr>
+      </w:pPr>
+      <w:r>
+        <w:rPr>
+          <w:lang w:val="en-IN" w:eastAsia="en-IN"/>
+        </w:rPr>
+        <w:t>                } catch (</w:t>
+      </w:r>
+      <w:proofErr w:type="spellStart"/>
+      <w:r>
+        <w:rPr>
+          <w:lang w:val="en-IN" w:eastAsia="en-IN"/>
+        </w:rPr>
+        <w:t>NumberFormatException</w:t>
+      </w:r>
+      <w:proofErr w:type="spellEnd"/>
+      <w:r>
+        <w:rPr>
+          <w:lang w:val="en-IN" w:eastAsia="en-IN"/>
+        </w:rPr>
+        <w:t xml:space="preserve"> e) {</w:t>
+      </w:r>
+    </w:p>
+    <w:p>
+      <w:pPr>
+        <w:rPr>
+          <w:lang w:val="en-IN" w:eastAsia="en-IN"/>
+        </w:rPr>
+      </w:pPr>
+      <w:r>
+        <w:rPr>
+          <w:lang w:val="en-IN" w:eastAsia="en-IN"/>
+        </w:rPr>
+        <w:t xml:space="preserve">                    </w:t>
+      </w:r>
+      <w:proofErr w:type="spellStart"/>
+      <w:r>
+        <w:rPr>
+          <w:lang w:val="en-IN" w:eastAsia="en-IN"/>
+        </w:rPr>
+        <w:t>System.out.println</w:t>
+      </w:r>
+      <w:proofErr w:type="spellEnd"/>
+      <w:r>
+        <w:rPr>
+          <w:lang w:val="en-IN" w:eastAsia="en-IN"/>
+        </w:rPr>
+        <w:t>("Enter a numbered menu option.");</w:t>
+      </w:r>
+    </w:p>
+    <w:p>
+      <w:pPr>
+        <w:rPr>
+          <w:lang w:val="en-IN" w:eastAsia="en-IN"/>
+        </w:rPr>
+      </w:pPr>
+      <w:r>
+        <w:rPr>
+          <w:lang w:val="en-IN" w:eastAsia="en-IN"/>
+        </w:rPr>
+        <w:t>                }</w:t>
+      </w:r>
+    </w:p>
+    <w:p>
+      <w:pPr>
+        <w:rPr>
+          <w:lang w:val="en-IN" w:eastAsia="en-IN"/>
+        </w:rPr>
+      </w:pPr>
+      <w:r>
+        <w:rPr>
+          <w:lang w:val="en-IN" w:eastAsia="en-IN"/>
+        </w:rPr>
+        <w:t>            }</w:t>
+      </w:r>
+    </w:p>
+    <w:p>
+      <w:pPr>
+        <w:rPr>
+          <w:lang w:val="en-IN" w:eastAsia="en-IN"/>
+        </w:rPr>
+      </w:pPr>
+      <w:r>
+        <w:rPr>
+          <w:lang w:val="en-IN" w:eastAsia="en-IN"/>
+        </w:rPr>
+        <w:t>        }</w:t>
+      </w:r>
+    </w:p>
+    <w:p>
+      <w:pPr>
+        <w:rPr>
+          <w:lang w:val="en-IN" w:eastAsia="en-IN"/>
+        </w:rPr>
+      </w:pPr>
+      <w:r>
+        <w:rPr>
+          <w:lang w:val="en-IN" w:eastAsia="en-IN"/>
+        </w:rPr>
+        <w:t>    }</w:t>
+      </w:r>
+    </w:p>
+    <w:p>
+      <w:pPr>
+        <w:rPr>
+          <w:lang w:val="en-IN" w:eastAsia="en-IN"/>
+        </w:rPr>
+      </w:pPr>
+    </w:p>
+    <w:p>
+      <w:pPr>
+        <w:rPr>
+          <w:lang w:val="en-IN" w:eastAsia="en-IN" w:bidi="gu-IN"/>
+        </w:rPr>
+      </w:pPr>
+    </w:p>
+    <w:p>
+      <w:pPr>
+        <w:pStyle w:val="ListParagraph"/>
+        <w:numPr>
+          <w:ilvl w:val="0"/>
+          <w:numId w:val="1"/>
+        </w:numPr>
+        <w:rPr>
+          <w:rFonts w:ascii="Times New Roman" w:hAnsi="Times New Roman" w:cs="Times New Roman"/>
+          <w:b/>
+          <w:bCs/>
+          <w:sz w:val="28"/>
+          <w:szCs w:val="28"/>
+          <w:lang w:val="en-IN" w:eastAsia="en-IN" w:bidi="gu-IN"/>
+        </w:rPr>
+      </w:pPr>
+      <w:proofErr w:type="gramStart"/>
+      <w:r>
+        <w:rPr>
+          <w:rFonts w:ascii="Times New Roman" w:hAnsi="Times New Roman" w:cs="Times New Roman"/>
+          <w:b/>
+          <w:bCs/>
+          <w:sz w:val="28"/>
+          <w:szCs w:val="28"/>
+          <w:lang w:val="en-IN" w:eastAsia="en-IN" w:bidi="gu-IN"/>
+        </w:rPr>
+        <w:t>Output</w:t>
+      </w:r>
+      <w:r>
+        <w:rPr>
+          <w:rFonts w:ascii="Times New Roman" w:hAnsi="Times New Roman" w:cs="Times New Roman"/>
+          <w:b/>
+          <w:bCs/>
+          <w:sz w:val="28"/>
+          <w:szCs w:val="28"/>
+          <w:lang w:val="en-IN" w:eastAsia="en-IN" w:bidi="gu-IN"/>
+        </w:rPr>
+        <w:t xml:space="preserve"> :</w:t>
+      </w:r>
+      <w:proofErr w:type="gramEnd"/>
+      <w:r>
+        <w:rPr>
+          <w:rFonts w:ascii="Times New Roman" w:hAnsi="Times New Roman" w:cs="Times New Roman"/>
+          <w:b/>
+          <w:bCs/>
+          <w:sz w:val="28"/>
+          <w:szCs w:val="28"/>
+          <w:lang w:val="en-IN" w:eastAsia="en-IN" w:bidi="gu-IN"/>
+        </w:rPr>
+        <w:t xml:space="preserve">- </w:t>
+      </w:r>
+    </w:p>
+    <w:p>
+      <w:pPr>
+        <w:rPr>
+          <w:rFonts w:ascii="Times New Roman" w:hAnsi="Times New Roman" w:cs="Times New Roman"/>
+          <w:b/>
+          <w:bCs/>
+          <w:sz w:val="28"/>
+          <w:szCs w:val="28"/>
+          <w:lang w:val="en-IN" w:eastAsia="en-IN" w:bidi="gu-IN"/>
+        </w:rPr>
+      </w:pPr>
+      <w:r>
+        <w:rPr>
+          <w:rFonts w:ascii="Times New Roman" w:hAnsi="Times New Roman" w:cs="Times New Roman"/>
+          <w:b/>
+          <w:bCs/>
+          <w:noProof/>
+          <w:sz w:val="28"/>
+          <w:szCs w:val="28"/>
+          <w:lang w:val="en-IN" w:eastAsia="en-IN" w:bidi="gu-IN"/>
+          <w14:ligatures w14:val="standardContextual"/>
+        </w:rPr>
+        <w:drawing>
+          <wp:inline distT="0" distB="0" distL="0" distR="0" wp14:anchorId="485C9A98" wp14:editId="450AE121">
+            <wp:extent cx="5136093" cy="2190750"/>
+            <wp:effectExtent l="0" t="0" r="7620" b="0"/>
+            <wp:docPr id="2019681612" name="Picture 1"/>
+            <wp:cNvGraphicFramePr>
+              <a:graphicFrameLocks xmlns:a="http://schemas.openxmlformats.org/drawingml/2006/main" noChangeAspect="1"/>
+            </wp:cNvGraphicFramePr>
+            <a:graphic xmlns:a="http://schemas.openxmlformats.org/drawingml/2006/main">
+              <a:graphicData uri="http://schemas.openxmlformats.org/drawingml/2006/picture">
+                <pic:pic xmlns:pic="http://schemas.openxmlformats.org/drawingml/2006/picture">
+                  <pic:nvPicPr>
+                    <pic:cNvPr id="2019681612" name="Picture 1"/>
+                    <pic:cNvPicPr/>
+                  </pic:nvPicPr>
+                  <pic:blipFill>
+                    <a:blip r:embed="rId11">
+                      <a:extLst>
+                        <a:ext uri="{28A0092B-C50C-407E-A947-70E740481C1C}">
+                          <a14:useLocalDpi xmlns:a14="http://schemas.microsoft.com/office/drawing/2010/main" val="0"/>
+                        </a:ext>
+                      </a:extLst>
+                    </a:blip>
+                    <a:stretch>
+                      <a:fillRect/>
+                    </a:stretch>
+                  </pic:blipFill>
+                  <pic:spPr>
+                    <a:xfrm>
+                      <a:off x="0" y="0"/>
+                      <a:ext cx="5145570" cy="2194792"/>
+                    </a:xfrm>
+                    <a:prstGeom prst="rect">
+                      <a:avLst/>
+                    </a:prstGeom>
+                  </pic:spPr>
+                </pic:pic>
+              </a:graphicData>
+            </a:graphic>
+          </wp:inline>
+        </w:drawing>
+      </w:r>
+    </w:p>
+    <w:p>
+      <w:pPr>
+        <w:ind w:left="360"/>
+        <w:rPr>
+          <w:b/>
+          <w:bCs/>
+          <w:lang w:val="en-IN" w:eastAsia="en-IN" w:bidi="gu-IN"/>
+        </w:rPr>
+      </w:pPr>
+    </w:p>
+    <w:p>
+      <w:pPr>
+        <w:spacing w:after="0" w:line="240" w:lineRule="auto"/>
+        <w:ind w:left="360"/>
+        <w:rPr>
+          <w:rFonts w:ascii="Times New Roman" w:hAnsi="Times New Roman" w:cs="Times New Roman"/>
+          <w:b/>
+          <w:color w:val="383D48"/>
+          <w:sz w:val="28"/>
+          <w:szCs w:val="28"/>
+          <w:shd w:val="clear" w:color="auto" w:fill="FFFFFF"/>
+        </w:rPr>
+      </w:pPr>
+    </w:p>
+    <w:p>
+      <w:pPr>
+        <w:spacing w:after="0" w:line="240" w:lineRule="auto"/>
+        <w:rPr>
+          <w:rFonts w:ascii="Times New Roman" w:hAnsi="Times New Roman" w:cs="Times New Roman"/>
+          <w:b/>
+          <w:color w:val="383D48"/>
+          <w:sz w:val="28"/>
+          <w:szCs w:val="28"/>
+          <w:shd w:val="clear" w:color="auto" w:fill="FFFFFF"/>
+        </w:rPr>
+      </w:pPr>
+    </w:p>
+    <w:p>
+      <w:pPr>
+        <w:spacing w:after="0" w:line="240" w:lineRule="auto"/>
+        <w:rPr>
+          <w:rFonts w:ascii="Times New Roman" w:hAnsi="Times New Roman" w:cs="Times New Roman"/>
+          <w:b/>
+          <w:color w:val="383D48"/>
+          <w:sz w:val="28"/>
+          <w:szCs w:val="28"/>
+          <w:shd w:val="clear" w:color="auto" w:fill="FFFFFF"/>
+        </w:rPr>
+      </w:pPr>
+    </w:p>
+    <w:p>
+      <w:pPr>
+        <w:spacing w:after="0" w:line="240" w:lineRule="auto"/>
+        <w:rPr>
+          <w:rFonts w:ascii="Times New Roman" w:hAnsi="Times New Roman" w:cs="Times New Roman"/>
+          <w:b/>
+          <w:color w:val="383D48"/>
+          <w:sz w:val="28"/>
+          <w:szCs w:val="28"/>
+          <w:shd w:val="clear" w:color="auto" w:fill="FFFFFF"/>
+        </w:rPr>
+      </w:pPr>
+    </w:p>
+    <w:p>
+      <w:pPr>
+        <w:spacing w:after="0" w:line="240" w:lineRule="auto"/>
+        <w:rPr>
+          <w:rFonts w:ascii="Times New Roman" w:hAnsi="Times New Roman" w:cs="Times New Roman"/>
+          <w:b/>
+          <w:color w:val="383D48"/>
+          <w:sz w:val="28"/>
+          <w:szCs w:val="28"/>
+          <w:shd w:val="clear" w:color="auto" w:fill="FFFFFF"/>
+        </w:rPr>
+      </w:pPr>
+    </w:p>
+    <w:p>
+      <w:pPr>
+        <w:spacing w:after="0" w:line="240" w:lineRule="auto"/>
+        <w:rPr>
+          <w:rFonts w:ascii="Times New Roman" w:hAnsi="Times New Roman" w:cs="Times New Roman"/>
+          <w:b/>
+          <w:color w:val="383D48"/>
+          <w:sz w:val="28"/>
+          <w:szCs w:val="28"/>
+          <w:shd w:val="clear" w:color="auto" w:fill="FFFFFF"/>
+        </w:rPr>
+      </w:pPr>
+    </w:p>
+    <w:p>
+      <w:pPr>
+        <w:spacing w:after="0" w:line="240" w:lineRule="auto"/>
+        <w:rPr>
+          <w:rFonts w:ascii="Times New Roman" w:hAnsi="Times New Roman" w:cs="Times New Roman"/>
+          <w:b/>
+          <w:color w:val="383D48"/>
+          <w:sz w:val="28"/>
+          <w:szCs w:val="28"/>
+          <w:shd w:val="clear" w:color="auto" w:fill="FFFFFF"/>
+        </w:rPr>
+      </w:pPr>
+    </w:p>
+    <w:p>
+      <w:pPr>
+        <w:spacing w:after="0" w:line="240" w:lineRule="auto"/>
+        <w:rPr>
+          <w:rFonts w:ascii="Times New Roman" w:hAnsi="Times New Roman" w:cs="Times New Roman"/>
+          <w:b/>
+          <w:color w:val="383D48"/>
+          <w:sz w:val="28"/>
+          <w:szCs w:val="28"/>
+          <w:shd w:val="clear" w:color="auto" w:fill="FFFFFF"/>
+        </w:rPr>
+      </w:pPr>
+    </w:p>
+    <w:p>
+      <w:pPr>
+        <w:spacing w:after="0" w:line="240" w:lineRule="auto"/>
+        <w:rPr>
+          <w:rFonts w:ascii="Times New Roman" w:hAnsi="Times New Roman" w:cs="Times New Roman"/>
+          <w:b/>
+          <w:color w:val="383D48"/>
+          <w:sz w:val="28"/>
+          <w:szCs w:val="28"/>
+          <w:shd w:val="clear" w:color="auto" w:fill="FFFFFF"/>
+        </w:rPr>
+      </w:pPr>
+    </w:p>
+    <w:p>
+      <w:pPr>
+        <w:spacing w:after="0" w:line="240" w:lineRule="auto"/>
+        <w:rPr>
+          <w:rFonts w:ascii="Times New Roman" w:hAnsi="Times New Roman" w:cs="Times New Roman"/>
+          <w:b/>
+          <w:color w:val="383D48"/>
+          <w:sz w:val="28"/>
+          <w:szCs w:val="28"/>
+          <w:shd w:val="clear" w:color="auto" w:fill="FFFFFF"/>
+        </w:rPr>
+      </w:pPr>
+    </w:p>
+    <w:p>
+      <w:pPr>
+        <w:spacing w:after="0" w:line="240" w:lineRule="auto"/>
+        <w:rPr>
+          <w:rFonts w:ascii="Times New Roman" w:hAnsi="Times New Roman" w:cs="Times New Roman"/>
+          <w:b/>
+          <w:color w:val="383D48"/>
+          <w:sz w:val="28"/>
+          <w:szCs w:val="28"/>
+          <w:shd w:val="clear" w:color="auto" w:fill="FFFFFF"/>
+        </w:rPr>
+      </w:pPr>
+    </w:p>
+    <w:p>
+      <w:pPr>
+        <w:spacing w:after="0" w:line="240" w:lineRule="auto"/>
+        <w:rPr>
+          <w:rFonts w:ascii="Times New Roman" w:hAnsi="Times New Roman" w:cs="Times New Roman"/>
+          <w:b/>
+          <w:color w:val="383D48"/>
+          <w:sz w:val="28"/>
+          <w:szCs w:val="28"/>
+          <w:shd w:val="clear" w:color="auto" w:fill="FFFFFF"/>
+        </w:rPr>
+      </w:pPr>
+    </w:p>
+    <w:p>
+      <w:pPr>
+        <w:spacing w:after="0" w:line="240" w:lineRule="auto"/>
+        <w:rPr>
+          <w:rFonts w:ascii="Times New Roman" w:hAnsi="Times New Roman" w:cs="Times New Roman"/>
+          <w:b/>
+          <w:color w:val="383D48"/>
+          <w:sz w:val="28"/>
+          <w:szCs w:val="28"/>
+          <w:shd w:val="clear" w:color="auto" w:fill="FFFFFF"/>
+        </w:rPr>
+      </w:pPr>
+    </w:p>
+    <w:p>
+      <w:pPr>
+        <w:spacing w:after="0" w:line="240" w:lineRule="auto"/>
+        <w:rPr>
+          <w:rFonts w:ascii="Times New Roman" w:hAnsi="Times New Roman" w:cs="Times New Roman"/>
+          <w:b/>
+          <w:color w:val="383D48"/>
+          <w:sz w:val="28"/>
+          <w:szCs w:val="28"/>
+          <w:shd w:val="clear" w:color="auto" w:fill="FFFFFF"/>
+        </w:rPr>
+      </w:pPr>
+    </w:p>
+    <w:p>
+      <w:pPr>
+        <w:spacing w:after="0" w:line="240" w:lineRule="auto"/>
+        <w:rPr>
+          <w:rFonts w:ascii="Times New Roman" w:hAnsi="Times New Roman" w:cs="Times New Roman"/>
+          <w:b/>
+          <w:color w:val="383D48"/>
+          <w:sz w:val="28"/>
+          <w:szCs w:val="28"/>
+          <w:shd w:val="clear" w:color="auto" w:fill="FFFFFF"/>
+        </w:rPr>
+      </w:pPr>
+    </w:p>
+    <w:p>
+      <w:pPr>
+        <w:spacing w:after="0" w:line="240" w:lineRule="auto"/>
+        <w:rPr>
+          <w:rFonts w:ascii="Times New Roman" w:hAnsi="Times New Roman" w:cs="Times New Roman"/>
+          <w:b/>
+          <w:color w:val="383D48"/>
+          <w:sz w:val="28"/>
+          <w:szCs w:val="28"/>
+          <w:shd w:val="clear" w:color="auto" w:fill="FFFFFF"/>
+        </w:rPr>
+      </w:pPr>
+    </w:p>
+    <w:p>
+      <w:pPr>
+        <w:spacing w:after="0" w:line="240" w:lineRule="auto"/>
+        <w:rPr>
+          <w:rFonts w:ascii="Times New Roman" w:hAnsi="Times New Roman" w:cs="Times New Roman"/>
+          <w:b/>
+          <w:color w:val="383D48"/>
+          <w:sz w:val="28"/>
+          <w:szCs w:val="28"/>
+          <w:shd w:val="clear" w:color="auto" w:fill="FFFFFF"/>
+        </w:rPr>
+      </w:pPr>
+    </w:p>
+    <w:p>
+      <w:pPr>
+        <w:spacing w:after="0" w:line="240" w:lineRule="auto"/>
+        <w:rPr>
+          <w:rFonts w:ascii="Times New Roman" w:hAnsi="Times New Roman" w:cs="Times New Roman"/>
+          <w:b/>
+          <w:color w:val="383D48"/>
+          <w:sz w:val="28"/>
+          <w:szCs w:val="28"/>
+          <w:shd w:val="clear" w:color="auto" w:fill="FFFFFF"/>
+        </w:rPr>
+      </w:pPr>
+    </w:p>
+    <w:p>
+      <w:pPr>
+        <w:spacing w:after="0" w:line="240" w:lineRule="auto"/>
+        <w:rPr>
+          <w:rFonts w:ascii="Times New Roman" w:hAnsi="Times New Roman" w:cs="Times New Roman"/>
+          <w:b/>
+          <w:color w:val="383D48"/>
+          <w:sz w:val="28"/>
+          <w:szCs w:val="28"/>
+          <w:shd w:val="clear" w:color="auto" w:fill="FFFFFF"/>
+        </w:rPr>
+      </w:pPr>
+    </w:p>
+    <w:p>
+      <w:pPr>
+        <w:spacing w:after="0" w:line="240" w:lineRule="auto"/>
+        <w:rPr>
+          <w:rFonts w:ascii="Times New Roman" w:hAnsi="Times New Roman" w:cs="Times New Roman"/>
+          <w:b/>
+          <w:color w:val="383D48"/>
+          <w:sz w:val="28"/>
+          <w:szCs w:val="28"/>
+          <w:shd w:val="clear" w:color="auto" w:fill="FFFFFF"/>
+        </w:rPr>
+      </w:pPr>
+    </w:p>
+    <w:p>
+      <w:pPr>
+        <w:spacing w:after="0" w:line="240" w:lineRule="auto"/>
+        <w:rPr>
+          <w:rFonts w:ascii="Times New Roman" w:hAnsi="Times New Roman" w:cs="Times New Roman"/>
+          <w:b/>
+          <w:color w:val="383D48"/>
+          <w:sz w:val="28"/>
+          <w:szCs w:val="28"/>
+          <w:shd w:val="clear" w:color="auto" w:fill="FFFFFF"/>
+        </w:rPr>
+      </w:pPr>
+    </w:p>
+    <w:p>
+      <w:pPr>
+        <w:spacing w:after="0" w:line="240" w:lineRule="auto"/>
+        <w:rPr>
+          <w:rFonts w:ascii="Times New Roman" w:hAnsi="Times New Roman" w:cs="Times New Roman"/>
+          <w:b/>
+          <w:color w:val="383D48"/>
+          <w:sz w:val="28"/>
+          <w:szCs w:val="28"/>
+          <w:shd w:val="clear" w:color="auto" w:fill="FFFFFF"/>
+        </w:rPr>
+      </w:pPr>
+    </w:p>
+    <w:p>
+      <w:pPr>
+        <w:spacing w:after="0" w:line="240" w:lineRule="auto"/>
+        <w:rPr>
+          <w:rFonts w:ascii="Times New Roman" w:hAnsi="Times New Roman" w:cs="Times New Roman"/>
+          <w:b/>
+          <w:color w:val="383D48"/>
+          <w:sz w:val="28"/>
+          <w:szCs w:val="28"/>
+          <w:shd w:val="clear" w:color="auto" w:fill="FFFFFF"/>
+        </w:rPr>
+      </w:pPr>
+    </w:p>
+    <w:p>
+      <w:pPr>
+        <w:spacing w:after="0" w:line="240" w:lineRule="auto"/>
         <w:rPr>
           <w:rFonts w:ascii="Times New Roman" w:hAnsi="Times New Roman" w:cs="Times New Roman"/>
           <w:b/>
@@ -846,7 +2540,31 @@
           <w:szCs w:val="28"/>
           <w:shd w:val="clear" w:color="auto" w:fill="FFFFFF"/>
         </w:rPr>
-        <w:t>The learning outcome of this practical is to understand and apply basic Java programming concepts such as enums, records, switch expressions, loops, user input, counters, and accumulators. Students will learn how to process user input, perform decision-making using switch expressions, calculate totals, track different categories, and determine the most frequent category.</w:t>
+        <w:t xml:space="preserve">The learning outcome of this practical is to understand and apply basic Java programming concepts such as </w:t>
+      </w:r>
+      <w:proofErr w:type="spellStart"/>
+      <w:r>
+        <w:rPr>
+          <w:rFonts w:ascii="Times New Roman" w:hAnsi="Times New Roman" w:cs="Times New Roman"/>
+          <w:bCs/>
+          <w:color w:val="383D48"/>
+          <w:sz w:val="28"/>
+          <w:szCs w:val="28"/>
+          <w:shd w:val="clear" w:color="auto" w:fill="FFFFFF"/>
+        </w:rPr>
+        <w:t>enums</w:t>
+      </w:r>
+      <w:proofErr w:type="spellEnd"/>
+      <w:r>
+        <w:rPr>
+          <w:rFonts w:ascii="Times New Roman" w:hAnsi="Times New Roman" w:cs="Times New Roman"/>
+          <w:bCs/>
+          <w:color w:val="383D48"/>
+          <w:sz w:val="28"/>
+          <w:szCs w:val="28"/>
+          <w:shd w:val="clear" w:color="auto" w:fill="FFFFFF"/>
+        </w:rPr>
+        <w:t>, records, switch expressions, loops, user input, counters, and accumulators. Students will learn how to process user input, perform decision-making using switch expressions, calculate totals, track different categories, and determine the most frequent category.</w:t>
       </w:r>
     </w:p>
     <w:p>
@@ -893,12 +2611,12 @@
     </w:p>
     <w:p/>
     <w:sectPr>
-      <w:headerReference w:type="even" r:id="rId11"/>
-      <w:headerReference w:type="default" r:id="rId12"/>
-      <w:footerReference w:type="even" r:id="rId13"/>
-      <w:footerReference w:type="default" r:id="rId14"/>
-      <w:headerReference w:type="first" r:id="rId15"/>
-      <w:footerReference w:type="first" r:id="rId16"/>
+      <w:headerReference w:type="even" r:id="rId12"/>
+      <w:headerReference w:type="default" r:id="rId13"/>
+      <w:footerReference w:type="even" r:id="rId14"/>
+      <w:footerReference w:type="default" r:id="rId15"/>
+      <w:headerReference w:type="first" r:id="rId16"/>
+      <w:footerReference w:type="first" r:id="rId17"/>
       <w:pgSz w:w="12240" w:h="15840"/>
       <w:pgMar w:top="1440" w:right="1440" w:bottom="1440" w:left="1440" w:header="720" w:footer="720" w:gutter="0"/>
       <w:cols w:space="720"/>
@@ -909,7 +2627,7 @@
 </file>
 
 <file path=word/endnotes.xml><?xml version="1.0" encoding="utf-8"?>
-<w:endnotes xmlns:wpc="http://schemas.microsoft.com/office/word/2010/wordprocessingCanvas" xmlns:cx="http://schemas.microsoft.com/office/drawing/2014/chartex" xmlns:cx1="http://schemas.microsoft.com/office/drawing/2015/9/8/chartex" xmlns:cx2="http://schemas.microsoft.com/office/drawing/2015/10/21/chartex" xmlns:cx3="http://schemas.microsoft.com/office/drawing/2016/5/9/chartex" xmlns:cx4="http://schemas.microsoft.com/office/drawing/2016/5/10/chartex" xmlns:cx5="http://schemas.microsoft.com/office/drawing/2016/5/11/chartex" xmlns:cx6="http://schemas.microsoft.com/office/drawing/2016/5/12/chartex" xmlns:cx7="http://schemas.microsoft.com/office/drawing/2016/5/13/chartex" xmlns:cx8="http://schemas.microsoft.com/office/drawing/2016/5/14/chartex" xmlns:mc="http://schemas.openxmlformats.org/markup-compatibility/2006" xmlns:aink="http://schemas.microsoft.com/office/drawing/2016/ink" xmlns:am3d="http://schemas.microsoft.com/office/drawing/2017/model3d" xmlns:o="urn:schemas-microsoft-com:office:office" xmlns:oel="http://schemas.microsoft.com/office/2019/extlst" xmlns:r="http://schemas.openxmlformats.org/officeDocument/2006/relationships" xmlns:m="http://schemas.openxmlformats.org/officeDocument/2006/math" xmlns:v="urn:schemas-microsoft-com:vml" xmlns:wp14="http://schemas.microsoft.com/office/word/2010/wordprocessingDrawing" xmlns:wp="http://schemas.openxmlformats.org/drawingml/2006/wordprocessingDrawing" xmlns:w10="urn:schemas-microsoft-com:office:word" xmlns:w="http://schemas.openxmlformats.org/wordprocessingml/2006/main" xmlns:w14="http://schemas.microsoft.com/office/word/2010/wordml" xmlns:w15="http://schemas.microsoft.com/office/word/2012/wordml" xmlns:w16cei="http://schemas.microsoft.com/office/word/2026/wordml/cei" xmlns:w16cex="http://schemas.microsoft.com/office/word/2018/wordml/cex" xmlns:w16cid="http://schemas.microsoft.com/office/word/2016/wordml/cid" xmlns:w16="http://schemas.microsoft.com/office/word/2018/wordml" xmlns:w16du="http://schemas.microsoft.com/office/word/2023/wordml/word16du" xmlns:w16sdtdh="http://schemas.microsoft.com/office/word/2020/wordml/sdtdatahash" xmlns:w16sdtfl="http://schemas.microsoft.com/office/word/2024/wordml/sdtformatlock" xmlns:w16se="http://schemas.microsoft.com/office/word/2015/wordml/symex" xmlns:wpg="http://schemas.microsoft.com/office/word/2010/wordprocessingGroup" xmlns:wpi="http://schemas.microsoft.com/office/word/2010/wordprocessingInk" xmlns:wne="http://schemas.microsoft.com/office/word/2006/wordml" xmlns:wps="http://schemas.microsoft.com/office/word/2010/wordprocessingShape" mc:Ignorable="w14 w15 w16se w16cid w16 w16cex w16sdtdh w16sdtfl w16du wp14">
+<w:endnotes xmlns:wpc="http://schemas.microsoft.com/office/word/2010/wordprocessingCanvas" xmlns:cx="http://schemas.microsoft.com/office/drawing/2014/chartex" xmlns:cx1="http://schemas.microsoft.com/office/drawing/2015/9/8/chartex" xmlns:cx2="http://schemas.microsoft.com/office/drawing/2015/10/21/chartex" xmlns:cx3="http://schemas.microsoft.com/office/drawing/2016/5/9/chartex" xmlns:cx4="http://schemas.microsoft.com/office/drawing/2016/5/10/chartex" xmlns:cx5="http://schemas.microsoft.com/office/drawing/2016/5/11/chartex" xmlns:cx6="http://schemas.microsoft.com/office/drawing/2016/5/12/chartex" xmlns:cx7="http://schemas.microsoft.com/office/drawing/2016/5/13/chartex" xmlns:cx8="http://schemas.microsoft.com/office/drawing/2016/5/14/chartex" xmlns:mc="http://schemas.openxmlformats.org/markup-compatibility/2006" xmlns:aink="http://schemas.microsoft.com/office/drawing/2016/ink" xmlns:am3d="http://schemas.microsoft.com/office/drawing/2017/model3d" xmlns:o="urn:schemas-microsoft-com:office:office" xmlns:oel="http://schemas.microsoft.com/office/2019/extlst" xmlns:r="http://schemas.openxmlformats.org/officeDocument/2006/relationships" xmlns:m="http://schemas.openxmlformats.org/officeDocument/2006/math" xmlns:v="urn:schemas-microsoft-com:vml" xmlns:wp14="http://schemas.microsoft.com/office/word/2010/wordprocessingDrawing" xmlns:wp="http://schemas.openxmlformats.org/drawingml/2006/wordprocessingDrawing" xmlns:w10="urn:schemas-microsoft-com:office:word" xmlns:w="http://schemas.openxmlformats.org/wordprocessingml/2006/main" xmlns:w14="http://schemas.microsoft.com/office/word/2010/wordml" xmlns:w15="http://schemas.microsoft.com/office/word/2012/wordml" xmlns:w16cex="http://schemas.microsoft.com/office/word/2018/wordml/cex" xmlns:w16cid="http://schemas.microsoft.com/office/word/2016/wordml/cid" xmlns:w16="http://schemas.microsoft.com/office/word/2018/wordml" xmlns:w16du="http://schemas.microsoft.com/office/word/2023/wordml/word16du" xmlns:w16sdtdh="http://schemas.microsoft.com/office/word/2020/wordml/sdtdatahash" xmlns:w16sdtfl="http://schemas.microsoft.com/office/word/2024/wordml/sdtformatlock" xmlns:w16se="http://schemas.microsoft.com/office/word/2015/wordml/symex" xmlns:wpg="http://schemas.microsoft.com/office/word/2010/wordprocessingGroup" xmlns:wpi="http://schemas.microsoft.com/office/word/2010/wordprocessingInk" xmlns:wne="http://schemas.microsoft.com/office/word/2006/wordml" xmlns:wps="http://schemas.microsoft.com/office/word/2010/wordprocessingShape" mc:Ignorable="w14 w15 w16se w16cid w16 w16cex w16sdtdh w16sdtfl w16du wp14">
   <w:endnote w:type="separator" w:id="-1">
     <w:p>
       <w:pPr>
@@ -934,7 +2652,7 @@
 </file>
 
 <file path=word/footer1.xml><?xml version="1.0" encoding="utf-8"?>
-<w:ftr xmlns:wpc="http://schemas.microsoft.com/office/word/2010/wordprocessingCanvas" xmlns:cx="http://schemas.microsoft.com/office/drawing/2014/chartex" xmlns:cx1="http://schemas.microsoft.com/office/drawing/2015/9/8/chartex" xmlns:cx2="http://schemas.microsoft.com/office/drawing/2015/10/21/chartex" xmlns:cx3="http://schemas.microsoft.com/office/drawing/2016/5/9/chartex" xmlns:cx4="http://schemas.microsoft.com/office/drawing/2016/5/10/chartex" xmlns:cx5="http://schemas.microsoft.com/office/drawing/2016/5/11/chartex" xmlns:cx6="http://schemas.microsoft.com/office/drawing/2016/5/12/chartex" xmlns:cx7="http://schemas.microsoft.com/office/drawing/2016/5/13/chartex" xmlns:cx8="http://schemas.microsoft.com/office/drawing/2016/5/14/chartex" xmlns:mc="http://schemas.openxmlformats.org/markup-compatibility/2006" xmlns:aink="http://schemas.microsoft.com/office/drawing/2016/ink" xmlns:am3d="http://schemas.microsoft.com/office/drawing/2017/model3d" xmlns:o="urn:schemas-microsoft-com:office:office" xmlns:oel="http://schemas.microsoft.com/office/2019/extlst" xmlns:r="http://schemas.openxmlformats.org/officeDocument/2006/relationships" xmlns:m="http://schemas.openxmlformats.org/officeDocument/2006/math" xmlns:v="urn:schemas-microsoft-com:vml" xmlns:wp14="http://schemas.microsoft.com/office/word/2010/wordprocessingDrawing" xmlns:wp="http://schemas.openxmlformats.org/drawingml/2006/wordprocessingDrawing" xmlns:w10="urn:schemas-microsoft-com:office:word" xmlns:w="http://schemas.openxmlformats.org/wordprocessingml/2006/main" xmlns:w14="http://schemas.microsoft.com/office/word/2010/wordml" xmlns:w15="http://schemas.microsoft.com/office/word/2012/wordml" xmlns:w16cei="http://schemas.microsoft.com/office/word/2026/wordml/cei" xmlns:w16cex="http://schemas.microsoft.com/office/word/2018/wordml/cex" xmlns:w16cid="http://schemas.microsoft.com/office/word/2016/wordml/cid" xmlns:w16="http://schemas.microsoft.com/office/word/2018/wordml" xmlns:w16du="http://schemas.microsoft.com/office/word/2023/wordml/word16du" xmlns:w16sdtdh="http://schemas.microsoft.com/office/word/2020/wordml/sdtdatahash" xmlns:w16sdtfl="http://schemas.microsoft.com/office/word/2024/wordml/sdtformatlock" xmlns:w16se="http://schemas.microsoft.com/office/word/2015/wordml/symex" xmlns:wpg="http://schemas.microsoft.com/office/word/2010/wordprocessingGroup" xmlns:wpi="http://schemas.microsoft.com/office/word/2010/wordprocessingInk" xmlns:wne="http://schemas.microsoft.com/office/word/2006/wordml" xmlns:wps="http://schemas.microsoft.com/office/word/2010/wordprocessingShape" mc:Ignorable="w14 w15 w16se w16cid w16 w16cex w16sdtdh w16sdtfl w16du wp14">
+<w:ftr xmlns:wpc="http://schemas.microsoft.com/office/word/2010/wordprocessingCanvas" xmlns:cx="http://schemas.microsoft.com/office/drawing/2014/chartex" xmlns:cx1="http://schemas.microsoft.com/office/drawing/2015/9/8/chartex" xmlns:cx2="http://schemas.microsoft.com/office/drawing/2015/10/21/chartex" xmlns:cx3="http://schemas.microsoft.com/office/drawing/2016/5/9/chartex" xmlns:cx4="http://schemas.microsoft.com/office/drawing/2016/5/10/chartex" xmlns:cx5="http://schemas.microsoft.com/office/drawing/2016/5/11/chartex" xmlns:cx6="http://schemas.microsoft.com/office/drawing/2016/5/12/chartex" xmlns:cx7="http://schemas.microsoft.com/office/drawing/2016/5/13/chartex" xmlns:cx8="http://schemas.microsoft.com/office/drawing/2016/5/14/chartex" xmlns:mc="http://schemas.openxmlformats.org/markup-compatibility/2006" xmlns:aink="http://schemas.microsoft.com/office/drawing/2016/ink" xmlns:am3d="http://schemas.microsoft.com/office/drawing/2017/model3d" xmlns:o="urn:schemas-microsoft-com:office:office" xmlns:oel="http://schemas.microsoft.com/office/2019/extlst" xmlns:r="http://schemas.openxmlformats.org/officeDocument/2006/relationships" xmlns:m="http://schemas.openxmlformats.org/officeDocument/2006/math" xmlns:v="urn:schemas-microsoft-com:vml" xmlns:wp14="http://schemas.microsoft.com/office/word/2010/wordprocessingDrawing" xmlns:wp="http://schemas.openxmlformats.org/drawingml/2006/wordprocessingDrawing" xmlns:w10="urn:schemas-microsoft-com:office:word" xmlns:w="http://schemas.openxmlformats.org/wordprocessingml/2006/main" xmlns:w14="http://schemas.microsoft.com/office/word/2010/wordml" xmlns:w15="http://schemas.microsoft.com/office/word/2012/wordml" xmlns:w16cex="http://schemas.microsoft.com/office/word/2018/wordml/cex" xmlns:w16cid="http://schemas.microsoft.com/office/word/2016/wordml/cid" xmlns:w16="http://schemas.microsoft.com/office/word/2018/wordml" xmlns:w16du="http://schemas.microsoft.com/office/word/2023/wordml/word16du" xmlns:w16sdtdh="http://schemas.microsoft.com/office/word/2020/wordml/sdtdatahash" xmlns:w16sdtfl="http://schemas.microsoft.com/office/word/2024/wordml/sdtformatlock" xmlns:w16se="http://schemas.microsoft.com/office/word/2015/wordml/symex" xmlns:wpg="http://schemas.microsoft.com/office/word/2010/wordprocessingGroup" xmlns:wpi="http://schemas.microsoft.com/office/word/2010/wordprocessingInk" xmlns:wne="http://schemas.microsoft.com/office/word/2006/wordml" xmlns:wps="http://schemas.microsoft.com/office/word/2010/wordprocessingShape" mc:Ignorable="w14 w15 w16se w16cid w16 w16cex w16sdtdh w16sdtfl w16du wp14">
   <w:p>
     <w:pPr>
       <w:pStyle w:val="Footer"/>
@@ -944,7 +2662,7 @@
 </file>
 
 <file path=word/footer2.xml><?xml version="1.0" encoding="utf-8"?>
-<w:ftr xmlns:wpc="http://schemas.microsoft.com/office/word/2010/wordprocessingCanvas" xmlns:cx="http://schemas.microsoft.com/office/drawing/2014/chartex" xmlns:cx1="http://schemas.microsoft.com/office/drawing/2015/9/8/chartex" xmlns:cx2="http://schemas.microsoft.com/office/drawing/2015/10/21/chartex" xmlns:cx3="http://schemas.microsoft.com/office/drawing/2016/5/9/chartex" xmlns:cx4="http://schemas.microsoft.com/office/drawing/2016/5/10/chartex" xmlns:cx5="http://schemas.microsoft.com/office/drawing/2016/5/11/chartex" xmlns:cx6="http://schemas.microsoft.com/office/drawing/2016/5/12/chartex" xmlns:cx7="http://schemas.microsoft.com/office/drawing/2016/5/13/chartex" xmlns:cx8="http://schemas.microsoft.com/office/drawing/2016/5/14/chartex" xmlns:mc="http://schemas.openxmlformats.org/markup-compatibility/2006" xmlns:aink="http://schemas.microsoft.com/office/drawing/2016/ink" xmlns:am3d="http://schemas.microsoft.com/office/drawing/2017/model3d" xmlns:o="urn:schemas-microsoft-com:office:office" xmlns:oel="http://schemas.microsoft.com/office/2019/extlst" xmlns:r="http://schemas.openxmlformats.org/officeDocument/2006/relationships" xmlns:m="http://schemas.openxmlformats.org/officeDocument/2006/math" xmlns:v="urn:schemas-microsoft-com:vml" xmlns:wp14="http://schemas.microsoft.com/office/word/2010/wordprocessingDrawing" xmlns:wp="http://schemas.openxmlformats.org/drawingml/2006/wordprocessingDrawing" xmlns:w10="urn:schemas-microsoft-com:office:word" xmlns:w="http://schemas.openxmlformats.org/wordprocessingml/2006/main" xmlns:w14="http://schemas.microsoft.com/office/word/2010/wordml" xmlns:w15="http://schemas.microsoft.com/office/word/2012/wordml" xmlns:w16cei="http://schemas.microsoft.com/office/word/2026/wordml/cei" xmlns:w16cex="http://schemas.microsoft.com/office/word/2018/wordml/cex" xmlns:w16cid="http://schemas.microsoft.com/office/word/2016/wordml/cid" xmlns:w16="http://schemas.microsoft.com/office/word/2018/wordml" xmlns:w16du="http://schemas.microsoft.com/office/word/2023/wordml/word16du" xmlns:w16sdtdh="http://schemas.microsoft.com/office/word/2020/wordml/sdtdatahash" xmlns:w16sdtfl="http://schemas.microsoft.com/office/word/2024/wordml/sdtformatlock" xmlns:w16se="http://schemas.microsoft.com/office/word/2015/wordml/symex" xmlns:wpg="http://schemas.microsoft.com/office/word/2010/wordprocessingGroup" xmlns:wpi="http://schemas.microsoft.com/office/word/2010/wordprocessingInk" xmlns:wne="http://schemas.microsoft.com/office/word/2006/wordml" xmlns:wps="http://schemas.microsoft.com/office/word/2010/wordprocessingShape" mc:Ignorable="w14 w15 w16se w16cid w16 w16cex w16sdtdh w16sdtfl w16du wp14">
+<w:ftr xmlns:wpc="http://schemas.microsoft.com/office/word/2010/wordprocessingCanvas" xmlns:cx="http://schemas.microsoft.com/office/drawing/2014/chartex" xmlns:cx1="http://schemas.microsoft.com/office/drawing/2015/9/8/chartex" xmlns:cx2="http://schemas.microsoft.com/office/drawing/2015/10/21/chartex" xmlns:cx3="http://schemas.microsoft.com/office/drawing/2016/5/9/chartex" xmlns:cx4="http://schemas.microsoft.com/office/drawing/2016/5/10/chartex" xmlns:cx5="http://schemas.microsoft.com/office/drawing/2016/5/11/chartex" xmlns:cx6="http://schemas.microsoft.com/office/drawing/2016/5/12/chartex" xmlns:cx7="http://schemas.microsoft.com/office/drawing/2016/5/13/chartex" xmlns:cx8="http://schemas.microsoft.com/office/drawing/2016/5/14/chartex" xmlns:mc="http://schemas.openxmlformats.org/markup-compatibility/2006" xmlns:aink="http://schemas.microsoft.com/office/drawing/2016/ink" xmlns:am3d="http://schemas.microsoft.com/office/drawing/2017/model3d" xmlns:o="urn:schemas-microsoft-com:office:office" xmlns:oel="http://schemas.microsoft.com/office/2019/extlst" xmlns:r="http://schemas.openxmlformats.org/officeDocument/2006/relationships" xmlns:m="http://schemas.openxmlformats.org/officeDocument/2006/math" xmlns:v="urn:schemas-microsoft-com:vml" xmlns:wp14="http://schemas.microsoft.com/office/word/2010/wordprocessingDrawing" xmlns:wp="http://schemas.openxmlformats.org/drawingml/2006/wordprocessingDrawing" xmlns:w10="urn:schemas-microsoft-com:office:word" xmlns:w="http://schemas.openxmlformats.org/wordprocessingml/2006/main" xmlns:w14="http://schemas.microsoft.com/office/word/2010/wordml" xmlns:w15="http://schemas.microsoft.com/office/word/2012/wordml" xmlns:w16cex="http://schemas.microsoft.com/office/word/2018/wordml/cex" xmlns:w16cid="http://schemas.microsoft.com/office/word/2016/wordml/cid" xmlns:w16="http://schemas.microsoft.com/office/word/2018/wordml" xmlns:w16du="http://schemas.microsoft.com/office/word/2023/wordml/word16du" xmlns:w16sdtdh="http://schemas.microsoft.com/office/word/2020/wordml/sdtdatahash" xmlns:w16sdtfl="http://schemas.microsoft.com/office/word/2024/wordml/sdtformatlock" xmlns:w16se="http://schemas.microsoft.com/office/word/2015/wordml/symex" xmlns:wpg="http://schemas.microsoft.com/office/word/2010/wordprocessingGroup" xmlns:wpi="http://schemas.microsoft.com/office/word/2010/wordprocessingInk" xmlns:wne="http://schemas.microsoft.com/office/word/2006/wordml" xmlns:wps="http://schemas.microsoft.com/office/word/2010/wordprocessingShape" mc:Ignorable="w14 w15 w16se w16cid w16 w16cex w16sdtdh w16sdtfl w16du wp14">
   <w:p>
     <w:pPr>
       <w:pStyle w:val="Footer"/>
@@ -1014,7 +2732,7 @@
 </file>
 
 <file path=word/footer3.xml><?xml version="1.0" encoding="utf-8"?>
-<w:ftr xmlns:wpc="http://schemas.microsoft.com/office/word/2010/wordprocessingCanvas" xmlns:cx="http://schemas.microsoft.com/office/drawing/2014/chartex" xmlns:cx1="http://schemas.microsoft.com/office/drawing/2015/9/8/chartex" xmlns:cx2="http://schemas.microsoft.com/office/drawing/2015/10/21/chartex" xmlns:cx3="http://schemas.microsoft.com/office/drawing/2016/5/9/chartex" xmlns:cx4="http://schemas.microsoft.com/office/drawing/2016/5/10/chartex" xmlns:cx5="http://schemas.microsoft.com/office/drawing/2016/5/11/chartex" xmlns:cx6="http://schemas.microsoft.com/office/drawing/2016/5/12/chartex" xmlns:cx7="http://schemas.microsoft.com/office/drawing/2016/5/13/chartex" xmlns:cx8="http://schemas.microsoft.com/office/drawing/2016/5/14/chartex" xmlns:mc="http://schemas.openxmlformats.org/markup-compatibility/2006" xmlns:aink="http://schemas.microsoft.com/office/drawing/2016/ink" xmlns:am3d="http://schemas.microsoft.com/office/drawing/2017/model3d" xmlns:o="urn:schemas-microsoft-com:office:office" xmlns:oel="http://schemas.microsoft.com/office/2019/extlst" xmlns:r="http://schemas.openxmlformats.org/officeDocument/2006/relationships" xmlns:m="http://schemas.openxmlformats.org/officeDocument/2006/math" xmlns:v="urn:schemas-microsoft-com:vml" xmlns:wp14="http://schemas.microsoft.com/office/word/2010/wordprocessingDrawing" xmlns:wp="http://schemas.openxmlformats.org/drawingml/2006/wordprocessingDrawing" xmlns:w10="urn:schemas-microsoft-com:office:word" xmlns:w="http://schemas.openxmlformats.org/wordprocessingml/2006/main" xmlns:w14="http://schemas.microsoft.com/office/word/2010/wordml" xmlns:w15="http://schemas.microsoft.com/office/word/2012/wordml" xmlns:w16cei="http://schemas.microsoft.com/office/word/2026/wordml/cei" xmlns:w16cex="http://schemas.microsoft.com/office/word/2018/wordml/cex" xmlns:w16cid="http://schemas.microsoft.com/office/word/2016/wordml/cid" xmlns:w16="http://schemas.microsoft.com/office/word/2018/wordml" xmlns:w16du="http://schemas.microsoft.com/office/word/2023/wordml/word16du" xmlns:w16sdtdh="http://schemas.microsoft.com/office/word/2020/wordml/sdtdatahash" xmlns:w16sdtfl="http://schemas.microsoft.com/office/word/2024/wordml/sdtformatlock" xmlns:w16se="http://schemas.microsoft.com/office/word/2015/wordml/symex" xmlns:wpg="http://schemas.microsoft.com/office/word/2010/wordprocessingGroup" xmlns:wpi="http://schemas.microsoft.com/office/word/2010/wordprocessingInk" xmlns:wne="http://schemas.microsoft.com/office/word/2006/wordml" xmlns:wps="http://schemas.microsoft.com/office/word/2010/wordprocessingShape" mc:Ignorable="w14 w15 w16se w16cid w16 w16cex w16sdtdh w16sdtfl w16du wp14">
+<w:ftr xmlns:wpc="http://schemas.microsoft.com/office/word/2010/wordprocessingCanvas" xmlns:cx="http://schemas.microsoft.com/office/drawing/2014/chartex" xmlns:cx1="http://schemas.microsoft.com/office/drawing/2015/9/8/chartex" xmlns:cx2="http://schemas.microsoft.com/office/drawing/2015/10/21/chartex" xmlns:cx3="http://schemas.microsoft.com/office/drawing/2016/5/9/chartex" xmlns:cx4="http://schemas.microsoft.com/office/drawing/2016/5/10/chartex" xmlns:cx5="http://schemas.microsoft.com/office/drawing/2016/5/11/chartex" xmlns:cx6="http://schemas.microsoft.com/office/drawing/2016/5/12/chartex" xmlns:cx7="http://schemas.microsoft.com/office/drawing/2016/5/13/chartex" xmlns:cx8="http://schemas.microsoft.com/office/drawing/2016/5/14/chartex" xmlns:mc="http://schemas.openxmlformats.org/markup-compatibility/2006" xmlns:aink="http://schemas.microsoft.com/office/drawing/2016/ink" xmlns:am3d="http://schemas.microsoft.com/office/drawing/2017/model3d" xmlns:o="urn:schemas-microsoft-com:office:office" xmlns:oel="http://schemas.microsoft.com/office/2019/extlst" xmlns:r="http://schemas.openxmlformats.org/officeDocument/2006/relationships" xmlns:m="http://schemas.openxmlformats.org/officeDocument/2006/math" xmlns:v="urn:schemas-microsoft-com:vml" xmlns:wp14="http://schemas.microsoft.com/office/word/2010/wordprocessingDrawing" xmlns:wp="http://schemas.openxmlformats.org/drawingml/2006/wordprocessingDrawing" xmlns:w10="urn:schemas-microsoft-com:office:word" xmlns:w="http://schemas.openxmlformats.org/wordprocessingml/2006/main" xmlns:w14="http://schemas.microsoft.com/office/word/2010/wordml" xmlns:w15="http://schemas.microsoft.com/office/word/2012/wordml" xmlns:w16cex="http://schemas.microsoft.com/office/word/2018/wordml/cex" xmlns:w16cid="http://schemas.microsoft.com/office/word/2016/wordml/cid" xmlns:w16="http://schemas.microsoft.com/office/word/2018/wordml" xmlns:w16du="http://schemas.microsoft.com/office/word/2023/wordml/word16du" xmlns:w16sdtdh="http://schemas.microsoft.com/office/word/2020/wordml/sdtdatahash" xmlns:w16sdtfl="http://schemas.microsoft.com/office/word/2024/wordml/sdtformatlock" xmlns:w16se="http://schemas.microsoft.com/office/word/2015/wordml/symex" xmlns:wpg="http://schemas.microsoft.com/office/word/2010/wordprocessingGroup" xmlns:wpi="http://schemas.microsoft.com/office/word/2010/wordprocessingInk" xmlns:wne="http://schemas.microsoft.com/office/word/2006/wordml" xmlns:wps="http://schemas.microsoft.com/office/word/2010/wordprocessingShape" mc:Ignorable="w14 w15 w16se w16cid w16 w16cex w16sdtdh w16sdtfl w16du wp14">
   <w:p>
     <w:pPr>
       <w:pStyle w:val="Footer"/>
@@ -1024,7 +2742,7 @@
 </file>
 
 <file path=word/footnotes.xml><?xml version="1.0" encoding="utf-8"?>
-<w:footnotes xmlns:wpc="http://schemas.microsoft.com/office/word/2010/wordprocessingCanvas" xmlns:cx="http://schemas.microsoft.com/office/drawing/2014/chartex" xmlns:cx1="http://schemas.microsoft.com/office/drawing/2015/9/8/chartex" xmlns:cx2="http://schemas.microsoft.com/office/drawing/2015/10/21/chartex" xmlns:cx3="http://schemas.microsoft.com/office/drawing/2016/5/9/chartex" xmlns:cx4="http://schemas.microsoft.com/office/drawing/2016/5/10/chartex" xmlns:cx5="http://schemas.microsoft.com/office/drawing/2016/5/11/chartex" xmlns:cx6="http://schemas.microsoft.com/office/drawing/2016/5/12/chartex" xmlns:cx7="http://schemas.microsoft.com/office/drawing/2016/5/13/chartex" xmlns:cx8="http://schemas.microsoft.com/office/drawing/2016/5/14/chartex" xmlns:mc="http://schemas.openxmlformats.org/markup-compatibility/2006" xmlns:aink="http://schemas.microsoft.com/office/drawing/2016/ink" xmlns:am3d="http://schemas.microsoft.com/office/drawing/2017/model3d" xmlns:o="urn:schemas-microsoft-com:office:office" xmlns:oel="http://schemas.microsoft.com/office/2019/extlst" xmlns:r="http://schemas.openxmlformats.org/officeDocument/2006/relationships" xmlns:m="http://schemas.openxmlformats.org/officeDocument/2006/math" xmlns:v="urn:schemas-microsoft-com:vml" xmlns:wp14="http://schemas.microsoft.com/office/word/2010/wordprocessingDrawing" xmlns:wp="http://schemas.openxmlformats.org/drawingml/2006/wordprocessingDrawing" xmlns:w10="urn:schemas-microsoft-com:office:word" xmlns:w="http://schemas.openxmlformats.org/wordprocessingml/2006/main" xmlns:w14="http://schemas.microsoft.com/office/word/2010/wordml" xmlns:w15="http://schemas.microsoft.com/office/word/2012/wordml" xmlns:w16cei="http://schemas.microsoft.com/office/word/2026/wordml/cei" xmlns:w16cex="http://schemas.microsoft.com/office/word/2018/wordml/cex" xmlns:w16cid="http://schemas.microsoft.com/office/word/2016/wordml/cid" xmlns:w16="http://schemas.microsoft.com/office/word/2018/wordml" xmlns:w16du="http://schemas.microsoft.com/office/word/2023/wordml/word16du" xmlns:w16sdtdh="http://schemas.microsoft.com/office/word/2020/wordml/sdtdatahash" xmlns:w16sdtfl="http://schemas.microsoft.com/office/word/2024/wordml/sdtformatlock" xmlns:w16se="http://schemas.microsoft.com/office/word/2015/wordml/symex" xmlns:wpg="http://schemas.microsoft.com/office/word/2010/wordprocessingGroup" xmlns:wpi="http://schemas.microsoft.com/office/word/2010/wordprocessingInk" xmlns:wne="http://schemas.microsoft.com/office/word/2006/wordml" xmlns:wps="http://schemas.microsoft.com/office/word/2010/wordprocessingShape" mc:Ignorable="w14 w15 w16se w16cid w16 w16cex w16sdtdh w16sdtfl w16du wp14">
+<w:footnotes xmlns:wpc="http://schemas.microsoft.com/office/word/2010/wordprocessingCanvas" xmlns:cx="http://schemas.microsoft.com/office/drawing/2014/chartex" xmlns:cx1="http://schemas.microsoft.com/office/drawing/2015/9/8/chartex" xmlns:cx2="http://schemas.microsoft.com/office/drawing/2015/10/21/chartex" xmlns:cx3="http://schemas.microsoft.com/office/drawing/2016/5/9/chartex" xmlns:cx4="http://schemas.microsoft.com/office/drawing/2016/5/10/chartex" xmlns:cx5="http://schemas.microsoft.com/office/drawing/2016/5/11/chartex" xmlns:cx6="http://schemas.microsoft.com/office/drawing/2016/5/12/chartex" xmlns:cx7="http://schemas.microsoft.com/office/drawing/2016/5/13/chartex" xmlns:cx8="http://schemas.microsoft.com/office/drawing/2016/5/14/chartex" xmlns:mc="http://schemas.openxmlformats.org/markup-compatibility/2006" xmlns:aink="http://schemas.microsoft.com/office/drawing/2016/ink" xmlns:am3d="http://schemas.microsoft.com/office/drawing/2017/model3d" xmlns:o="urn:schemas-microsoft-com:office:office" xmlns:oel="http://schemas.microsoft.com/office/2019/extlst" xmlns:r="http://schemas.openxmlformats.org/officeDocument/2006/relationships" xmlns:m="http://schemas.openxmlformats.org/officeDocument/2006/math" xmlns:v="urn:schemas-microsoft-com:vml" xmlns:wp14="http://schemas.microsoft.com/office/word/2010/wordprocessingDrawing" xmlns:wp="http://schemas.openxmlformats.org/drawingml/2006/wordprocessingDrawing" xmlns:w10="urn:schemas-microsoft-com:office:word" xmlns:w="http://schemas.openxmlformats.org/wordprocessingml/2006/main" xmlns:w14="http://schemas.microsoft.com/office/word/2010/wordml" xmlns:w15="http://schemas.microsoft.com/office/word/2012/wordml" xmlns:w16cex="http://schemas.microsoft.com/office/word/2018/wordml/cex" xmlns:w16cid="http://schemas.microsoft.com/office/word/2016/wordml/cid" xmlns:w16="http://schemas.microsoft.com/office/word/2018/wordml" xmlns:w16du="http://schemas.microsoft.com/office/word/2023/wordml/word16du" xmlns:w16sdtdh="http://schemas.microsoft.com/office/word/2020/wordml/sdtdatahash" xmlns:w16sdtfl="http://schemas.microsoft.com/office/word/2024/wordml/sdtformatlock" xmlns:w16se="http://schemas.microsoft.com/office/word/2015/wordml/symex" xmlns:wpg="http://schemas.microsoft.com/office/word/2010/wordprocessingGroup" xmlns:wpi="http://schemas.microsoft.com/office/word/2010/wordprocessingInk" xmlns:wne="http://schemas.microsoft.com/office/word/2006/wordml" xmlns:wps="http://schemas.microsoft.com/office/word/2010/wordprocessingShape" mc:Ignorable="w14 w15 w16se w16cid w16 w16cex w16sdtdh w16sdtfl w16du wp14">
   <w:footnote w:type="separator" w:id="-1">
     <w:p>
       <w:pPr>
@@ -1049,7 +2767,7 @@
 </file>
 
 <file path=word/header1.xml><?xml version="1.0" encoding="utf-8"?>
-<w:hdr xmlns:wpc="http://schemas.microsoft.com/office/word/2010/wordprocessingCanvas" xmlns:cx="http://schemas.microsoft.com/office/drawing/2014/chartex" xmlns:cx1="http://schemas.microsoft.com/office/drawing/2015/9/8/chartex" xmlns:cx2="http://schemas.microsoft.com/office/drawing/2015/10/21/chartex" xmlns:cx3="http://schemas.microsoft.com/office/drawing/2016/5/9/chartex" xmlns:cx4="http://schemas.microsoft.com/office/drawing/2016/5/10/chartex" xmlns:cx5="http://schemas.microsoft.com/office/drawing/2016/5/11/chartex" xmlns:cx6="http://schemas.microsoft.com/office/drawing/2016/5/12/chartex" xmlns:cx7="http://schemas.microsoft.com/office/drawing/2016/5/13/chartex" xmlns:cx8="http://schemas.microsoft.com/office/drawing/2016/5/14/chartex" xmlns:mc="http://schemas.openxmlformats.org/markup-compatibility/2006" xmlns:aink="http://schemas.microsoft.com/office/drawing/2016/ink" xmlns:am3d="http://schemas.microsoft.com/office/drawing/2017/model3d" xmlns:o="urn:schemas-microsoft-com:office:office" xmlns:oel="http://schemas.microsoft.com/office/2019/extlst" xmlns:r="http://schemas.openxmlformats.org/officeDocument/2006/relationships" xmlns:m="http://schemas.openxmlformats.org/officeDocument/2006/math" xmlns:v="urn:schemas-microsoft-com:vml" xmlns:wp14="http://schemas.microsoft.com/office/word/2010/wordprocessingDrawing" xmlns:wp="http://schemas.openxmlformats.org/drawingml/2006/wordprocessingDrawing" xmlns:w10="urn:schemas-microsoft-com:office:word" xmlns:w="http://schemas.openxmlformats.org/wordprocessingml/2006/main" xmlns:w14="http://schemas.microsoft.com/office/word/2010/wordml" xmlns:w15="http://schemas.microsoft.com/office/word/2012/wordml" xmlns:w16cei="http://schemas.microsoft.com/office/word/2026/wordml/cei" xmlns:w16cex="http://schemas.microsoft.com/office/word/2018/wordml/cex" xmlns:w16cid="http://schemas.microsoft.com/office/word/2016/wordml/cid" xmlns:w16="http://schemas.microsoft.com/office/word/2018/wordml" xmlns:w16du="http://schemas.microsoft.com/office/word/2023/wordml/word16du" xmlns:w16sdtdh="http://schemas.microsoft.com/office/word/2020/wordml/sdtdatahash" xmlns:w16sdtfl="http://schemas.microsoft.com/office/word/2024/wordml/sdtformatlock" xmlns:w16se="http://schemas.microsoft.com/office/word/2015/wordml/symex" xmlns:wpg="http://schemas.microsoft.com/office/word/2010/wordprocessingGroup" xmlns:wpi="http://schemas.microsoft.com/office/word/2010/wordprocessingInk" xmlns:wne="http://schemas.microsoft.com/office/word/2006/wordml" xmlns:wps="http://schemas.microsoft.com/office/word/2010/wordprocessingShape" mc:Ignorable="w14 w15 w16se w16cid w16 w16cex w16sdtdh w16sdtfl w16du wp14">
+<w:hdr xmlns:wpc="http://schemas.microsoft.com/office/word/2010/wordprocessingCanvas" xmlns:cx="http://schemas.microsoft.com/office/drawing/2014/chartex" xmlns:cx1="http://schemas.microsoft.com/office/drawing/2015/9/8/chartex" xmlns:cx2="http://schemas.microsoft.com/office/drawing/2015/10/21/chartex" xmlns:cx3="http://schemas.microsoft.com/office/drawing/2016/5/9/chartex" xmlns:cx4="http://schemas.microsoft.com/office/drawing/2016/5/10/chartex" xmlns:cx5="http://schemas.microsoft.com/office/drawing/2016/5/11/chartex" xmlns:cx6="http://schemas.microsoft.com/office/drawing/2016/5/12/chartex" xmlns:cx7="http://schemas.microsoft.com/office/drawing/2016/5/13/chartex" xmlns:cx8="http://schemas.microsoft.com/office/drawing/2016/5/14/chartex" xmlns:mc="http://schemas.openxmlformats.org/markup-compatibility/2006" xmlns:aink="http://schemas.microsoft.com/office/drawing/2016/ink" xmlns:am3d="http://schemas.microsoft.com/office/drawing/2017/model3d" xmlns:o="urn:schemas-microsoft-com:office:office" xmlns:oel="http://schemas.microsoft.com/office/2019/extlst" xmlns:r="http://schemas.openxmlformats.org/officeDocument/2006/relationships" xmlns:m="http://schemas.openxmlformats.org/officeDocument/2006/math" xmlns:v="urn:schemas-microsoft-com:vml" xmlns:wp14="http://schemas.microsoft.com/office/word/2010/wordprocessingDrawing" xmlns:wp="http://schemas.openxmlformats.org/drawingml/2006/wordprocessingDrawing" xmlns:w10="urn:schemas-microsoft-com:office:word" xmlns:w="http://schemas.openxmlformats.org/wordprocessingml/2006/main" xmlns:w14="http://schemas.microsoft.com/office/word/2010/wordml" xmlns:w15="http://schemas.microsoft.com/office/word/2012/wordml" xmlns:w16cex="http://schemas.microsoft.com/office/word/2018/wordml/cex" xmlns:w16cid="http://schemas.microsoft.com/office/word/2016/wordml/cid" xmlns:w16="http://schemas.microsoft.com/office/word/2018/wordml" xmlns:w16du="http://schemas.microsoft.com/office/word/2023/wordml/word16du" xmlns:w16sdtdh="http://schemas.microsoft.com/office/word/2020/wordml/sdtdatahash" xmlns:w16sdtfl="http://schemas.microsoft.com/office/word/2024/wordml/sdtformatlock" xmlns:w16se="http://schemas.microsoft.com/office/word/2015/wordml/symex" xmlns:wpg="http://schemas.microsoft.com/office/word/2010/wordprocessingGroup" xmlns:wpi="http://schemas.microsoft.com/office/word/2010/wordprocessingInk" xmlns:wne="http://schemas.microsoft.com/office/word/2006/wordml" xmlns:wps="http://schemas.microsoft.com/office/word/2010/wordprocessingShape" mc:Ignorable="w14 w15 w16se w16cid w16 w16cex w16sdtdh w16sdtfl w16du wp14">
   <w:p>
     <w:pPr>
       <w:pStyle w:val="Header"/>
@@ -1059,7 +2777,7 @@
 </file>
 
 <file path=word/header2.xml><?xml version="1.0" encoding="utf-8"?>
-<w:hdr xmlns:wpc="http://schemas.microsoft.com/office/word/2010/wordprocessingCanvas" xmlns:cx="http://schemas.microsoft.com/office/drawing/2014/chartex" xmlns:cx1="http://schemas.microsoft.com/office/drawing/2015/9/8/chartex" xmlns:cx2="http://schemas.microsoft.com/office/drawing/2015/10/21/chartex" xmlns:cx3="http://schemas.microsoft.com/office/drawing/2016/5/9/chartex" xmlns:cx4="http://schemas.microsoft.com/office/drawing/2016/5/10/chartex" xmlns:cx5="http://schemas.microsoft.com/office/drawing/2016/5/11/chartex" xmlns:cx6="http://schemas.microsoft.com/office/drawing/2016/5/12/chartex" xmlns:cx7="http://schemas.microsoft.com/office/drawing/2016/5/13/chartex" xmlns:cx8="http://schemas.microsoft.com/office/drawing/2016/5/14/chartex" xmlns:mc="http://schemas.openxmlformats.org/markup-compatibility/2006" xmlns:aink="http://schemas.microsoft.com/office/drawing/2016/ink" xmlns:am3d="http://schemas.microsoft.com/office/drawing/2017/model3d" xmlns:o="urn:schemas-microsoft-com:office:office" xmlns:oel="http://schemas.microsoft.com/office/2019/extlst" xmlns:r="http://schemas.openxmlformats.org/officeDocument/2006/relationships" xmlns:m="http://schemas.openxmlformats.org/officeDocument/2006/math" xmlns:v="urn:schemas-microsoft-com:vml" xmlns:wp14="http://schemas.microsoft.com/office/word/2010/wordprocessingDrawing" xmlns:wp="http://schemas.openxmlformats.org/drawingml/2006/wordprocessingDrawing" xmlns:w10="urn:schemas-microsoft-com:office:word" xmlns:w="http://schemas.openxmlformats.org/wordprocessingml/2006/main" xmlns:w14="http://schemas.microsoft.com/office/word/2010/wordml" xmlns:w15="http://schemas.microsoft.com/office/word/2012/wordml" xmlns:w16cei="http://schemas.microsoft.com/office/word/2026/wordml/cei" xmlns:w16cex="http://schemas.microsoft.com/office/word/2018/wordml/cex" xmlns:w16cid="http://schemas.microsoft.com/office/word/2016/wordml/cid" xmlns:w16="http://schemas.microsoft.com/office/word/2018/wordml" xmlns:w16du="http://schemas.microsoft.com/office/word/2023/wordml/word16du" xmlns:w16sdtdh="http://schemas.microsoft.com/office/word/2020/wordml/sdtdatahash" xmlns:w16sdtfl="http://schemas.microsoft.com/office/word/2024/wordml/sdtformatlock" xmlns:w16se="http://schemas.microsoft.com/office/word/2015/wordml/symex" xmlns:wpg="http://schemas.microsoft.com/office/word/2010/wordprocessingGroup" xmlns:wpi="http://schemas.microsoft.com/office/word/2010/wordprocessingInk" xmlns:wne="http://schemas.microsoft.com/office/word/2006/wordml" xmlns:wps="http://schemas.microsoft.com/office/word/2010/wordprocessingShape" mc:Ignorable="w14 w15 w16se w16cid w16 w16cex w16sdtdh w16sdtfl w16du wp14">
+<w:hdr xmlns:wpc="http://schemas.microsoft.com/office/word/2010/wordprocessingCanvas" xmlns:cx="http://schemas.microsoft.com/office/drawing/2014/chartex" xmlns:cx1="http://schemas.microsoft.com/office/drawing/2015/9/8/chartex" xmlns:cx2="http://schemas.microsoft.com/office/drawing/2015/10/21/chartex" xmlns:cx3="http://schemas.microsoft.com/office/drawing/2016/5/9/chartex" xmlns:cx4="http://schemas.microsoft.com/office/drawing/2016/5/10/chartex" xmlns:cx5="http://schemas.microsoft.com/office/drawing/2016/5/11/chartex" xmlns:cx6="http://schemas.microsoft.com/office/drawing/2016/5/12/chartex" xmlns:cx7="http://schemas.microsoft.com/office/drawing/2016/5/13/chartex" xmlns:cx8="http://schemas.microsoft.com/office/drawing/2016/5/14/chartex" xmlns:mc="http://schemas.openxmlformats.org/markup-compatibility/2006" xmlns:aink="http://schemas.microsoft.com/office/drawing/2016/ink" xmlns:am3d="http://schemas.microsoft.com/office/drawing/2017/model3d" xmlns:o="urn:schemas-microsoft-com:office:office" xmlns:oel="http://schemas.microsoft.com/office/2019/extlst" xmlns:r="http://schemas.openxmlformats.org/officeDocument/2006/relationships" xmlns:m="http://schemas.openxmlformats.org/officeDocument/2006/math" xmlns:v="urn:schemas-microsoft-com:vml" xmlns:wp14="http://schemas.microsoft.com/office/word/2010/wordprocessingDrawing" xmlns:wp="http://schemas.openxmlformats.org/drawingml/2006/wordprocessingDrawing" xmlns:w10="urn:schemas-microsoft-com:office:word" xmlns:w="http://schemas.openxmlformats.org/wordprocessingml/2006/main" xmlns:w14="http://schemas.microsoft.com/office/word/2010/wordml" xmlns:w15="http://schemas.microsoft.com/office/word/2012/wordml" xmlns:w16cex="http://schemas.microsoft.com/office/word/2018/wordml/cex" xmlns:w16cid="http://schemas.microsoft.com/office/word/2016/wordml/cid" xmlns:w16="http://schemas.microsoft.com/office/word/2018/wordml" xmlns:w16du="http://schemas.microsoft.com/office/word/2023/wordml/word16du" xmlns:w16sdtdh="http://schemas.microsoft.com/office/word/2020/wordml/sdtdatahash" xmlns:w16sdtfl="http://schemas.microsoft.com/office/word/2024/wordml/sdtformatlock" xmlns:w16se="http://schemas.microsoft.com/office/word/2015/wordml/symex" xmlns:wpg="http://schemas.microsoft.com/office/word/2010/wordprocessingGroup" xmlns:wpi="http://schemas.microsoft.com/office/word/2010/wordprocessingInk" xmlns:wne="http://schemas.microsoft.com/office/word/2006/wordml" xmlns:wps="http://schemas.microsoft.com/office/word/2010/wordprocessingShape" mc:Ignorable="w14 w15 w16se w16cid w16 w16cex w16sdtdh w16sdtfl w16du wp14">
   <w:p>
     <w:pPr>
       <w:pStyle w:val="Header"/>
@@ -1088,7 +2806,7 @@
 </file>
 
 <file path=word/header3.xml><?xml version="1.0" encoding="utf-8"?>
-<w:hdr xmlns:wpc="http://schemas.microsoft.com/office/word/2010/wordprocessingCanvas" xmlns:cx="http://schemas.microsoft.com/office/drawing/2014/chartex" xmlns:cx1="http://schemas.microsoft.com/office/drawing/2015/9/8/chartex" xmlns:cx2="http://schemas.microsoft.com/office/drawing/2015/10/21/chartex" xmlns:cx3="http://schemas.microsoft.com/office/drawing/2016/5/9/chartex" xmlns:cx4="http://schemas.microsoft.com/office/drawing/2016/5/10/chartex" xmlns:cx5="http://schemas.microsoft.com/office/drawing/2016/5/11/chartex" xmlns:cx6="http://schemas.microsoft.com/office/drawing/2016/5/12/chartex" xmlns:cx7="http://schemas.microsoft.com/office/drawing/2016/5/13/chartex" xmlns:cx8="http://schemas.microsoft.com/office/drawing/2016/5/14/chartex" xmlns:mc="http://schemas.openxmlformats.org/markup-compatibility/2006" xmlns:aink="http://schemas.microsoft.com/office/drawing/2016/ink" xmlns:am3d="http://schemas.microsoft.com/office/drawing/2017/model3d" xmlns:o="urn:schemas-microsoft-com:office:office" xmlns:oel="http://schemas.microsoft.com/office/2019/extlst" xmlns:r="http://schemas.openxmlformats.org/officeDocument/2006/relationships" xmlns:m="http://schemas.openxmlformats.org/officeDocument/2006/math" xmlns:v="urn:schemas-microsoft-com:vml" xmlns:wp14="http://schemas.microsoft.com/office/word/2010/wordprocessingDrawing" xmlns:wp="http://schemas.openxmlformats.org/drawingml/2006/wordprocessingDrawing" xmlns:w10="urn:schemas-microsoft-com:office:word" xmlns:w="http://schemas.openxmlformats.org/wordprocessingml/2006/main" xmlns:w14="http://schemas.microsoft.com/office/word/2010/wordml" xmlns:w15="http://schemas.microsoft.com/office/word/2012/wordml" xmlns:w16cei="http://schemas.microsoft.com/office/word/2026/wordml/cei" xmlns:w16cex="http://schemas.microsoft.com/office/word/2018/wordml/cex" xmlns:w16cid="http://schemas.microsoft.com/office/word/2016/wordml/cid" xmlns:w16="http://schemas.microsoft.com/office/word/2018/wordml" xmlns:w16du="http://schemas.microsoft.com/office/word/2023/wordml/word16du" xmlns:w16sdtdh="http://schemas.microsoft.com/office/word/2020/wordml/sdtdatahash" xmlns:w16sdtfl="http://schemas.microsoft.com/office/word/2024/wordml/sdtformatlock" xmlns:w16se="http://schemas.microsoft.com/office/word/2015/wordml/symex" xmlns:wpg="http://schemas.microsoft.com/office/word/2010/wordprocessingGroup" xmlns:wpi="http://schemas.microsoft.com/office/word/2010/wordprocessingInk" xmlns:wne="http://schemas.microsoft.com/office/word/2006/wordml" xmlns:wps="http://schemas.microsoft.com/office/word/2010/wordprocessingShape" mc:Ignorable="w14 w15 w16se w16cid w16 w16cex w16sdtdh w16sdtfl w16du wp14">
+<w:hdr xmlns:wpc="http://schemas.microsoft.com/office/word/2010/wordprocessingCanvas" xmlns:cx="http://schemas.microsoft.com/office/drawing/2014/chartex" xmlns:cx1="http://schemas.microsoft.com/office/drawing/2015/9/8/chartex" xmlns:cx2="http://schemas.microsoft.com/office/drawing/2015/10/21/chartex" xmlns:cx3="http://schemas.microsoft.com/office/drawing/2016/5/9/chartex" xmlns:cx4="http://schemas.microsoft.com/office/drawing/2016/5/10/chartex" xmlns:cx5="http://schemas.microsoft.com/office/drawing/2016/5/11/chartex" xmlns:cx6="http://schemas.microsoft.com/office/drawing/2016/5/12/chartex" xmlns:cx7="http://schemas.microsoft.com/office/drawing/2016/5/13/chartex" xmlns:cx8="http://schemas.microsoft.com/office/drawing/2016/5/14/chartex" xmlns:mc="http://schemas.openxmlformats.org/markup-compatibility/2006" xmlns:aink="http://schemas.microsoft.com/office/drawing/2016/ink" xmlns:am3d="http://schemas.microsoft.com/office/drawing/2017/model3d" xmlns:o="urn:schemas-microsoft-com:office:office" xmlns:oel="http://schemas.microsoft.com/office/2019/extlst" xmlns:r="http://schemas.openxmlformats.org/officeDocument/2006/relationships" xmlns:m="http://schemas.openxmlformats.org/officeDocument/2006/math" xmlns:v="urn:schemas-microsoft-com:vml" xmlns:wp14="http://schemas.microsoft.com/office/word/2010/wordprocessingDrawing" xmlns:wp="http://schemas.openxmlformats.org/drawingml/2006/wordprocessingDrawing" xmlns:w10="urn:schemas-microsoft-com:office:word" xmlns:w="http://schemas.openxmlformats.org/wordprocessingml/2006/main" xmlns:w14="http://schemas.microsoft.com/office/word/2010/wordml" xmlns:w15="http://schemas.microsoft.com/office/word/2012/wordml" xmlns:w16cex="http://schemas.microsoft.com/office/word/2018/wordml/cex" xmlns:w16cid="http://schemas.microsoft.com/office/word/2016/wordml/cid" xmlns:w16="http://schemas.microsoft.com/office/word/2018/wordml" xmlns:w16du="http://schemas.microsoft.com/office/word/2023/wordml/word16du" xmlns:w16sdtdh="http://schemas.microsoft.com/office/word/2020/wordml/sdtdatahash" xmlns:w16sdtfl="http://schemas.microsoft.com/office/word/2024/wordml/sdtformatlock" xmlns:w16se="http://schemas.microsoft.com/office/word/2015/wordml/symex" xmlns:wpg="http://schemas.microsoft.com/office/word/2010/wordprocessingGroup" xmlns:wpi="http://schemas.microsoft.com/office/word/2010/wordprocessingInk" xmlns:wne="http://schemas.microsoft.com/office/word/2006/wordml" xmlns:wps="http://schemas.microsoft.com/office/word/2010/wordprocessingShape" mc:Ignorable="w14 w15 w16se w16cid w16 w16cex w16sdtdh w16sdtfl w16du wp14">
   <w:p>
     <w:pPr>
       <w:pStyle w:val="Header"/>
@@ -1098,11 +2816,11 @@
 </file>
 
 <file path=word/numbering.xml><?xml version="1.0" encoding="utf-8"?>
-<w:numbering xmlns:wpc="http://schemas.microsoft.com/office/word/2010/wordprocessingCanvas" xmlns:cx="http://schemas.microsoft.com/office/drawing/2014/chartex" xmlns:cx1="http://schemas.microsoft.com/office/drawing/2015/9/8/chartex" xmlns:cx2="http://schemas.microsoft.com/office/drawing/2015/10/21/chartex" xmlns:cx3="http://schemas.microsoft.com/office/drawing/2016/5/9/chartex" xmlns:cx4="http://schemas.microsoft.com/office/drawing/2016/5/10/chartex" xmlns:cx5="http://schemas.microsoft.com/office/drawing/2016/5/11/chartex" xmlns:cx6="http://schemas.microsoft.com/office/drawing/2016/5/12/chartex" xmlns:cx7="http://schemas.microsoft.com/office/drawing/2016/5/13/chartex" xmlns:cx8="http://schemas.microsoft.com/office/drawing/2016/5/14/chartex" xmlns:mc="http://schemas.openxmlformats.org/markup-compatibility/2006" xmlns:aink="http://schemas.microsoft.com/office/drawing/2016/ink" xmlns:am3d="http://schemas.microsoft.com/office/drawing/2017/model3d" xmlns:o="urn:schemas-microsoft-com:office:office" xmlns:oel="http://schemas.microsoft.com/office/2019/extlst" xmlns:r="http://schemas.openxmlformats.org/officeDocument/2006/relationships" xmlns:m="http://schemas.openxmlformats.org/officeDocument/2006/math" xmlns:v="urn:schemas-microsoft-com:vml" xmlns:wp14="http://schemas.microsoft.com/office/word/2010/wordprocessingDrawing" xmlns:wp="http://schemas.openxmlformats.org/drawingml/2006/wordprocessingDrawing" xmlns:w10="urn:schemas-microsoft-com:office:word" xmlns:w="http://schemas.openxmlformats.org/wordprocessingml/2006/main" xmlns:w14="http://schemas.microsoft.com/office/word/2010/wordml" xmlns:w15="http://schemas.microsoft.com/office/word/2012/wordml" xmlns:w16cei="http://schemas.microsoft.com/office/word/2026/wordml/cei" xmlns:w16cex="http://schemas.microsoft.com/office/word/2018/wordml/cex" xmlns:w16cid="http://schemas.microsoft.com/office/word/2016/wordml/cid" xmlns:w16="http://schemas.microsoft.com/office/word/2018/wordml" xmlns:w16du="http://schemas.microsoft.com/office/word/2023/wordml/word16du" xmlns:w16sdtdh="http://schemas.microsoft.com/office/word/2020/wordml/sdtdatahash" xmlns:w16sdtfl="http://schemas.microsoft.com/office/word/2024/wordml/sdtformatlock" xmlns:w16se="http://schemas.microsoft.com/office/word/2015/wordml/symex" xmlns:wpg="http://schemas.microsoft.com/office/word/2010/wordprocessingGroup" xmlns:wpi="http://schemas.microsoft.com/office/word/2010/wordprocessingInk" xmlns:wne="http://schemas.microsoft.com/office/word/2006/wordml" xmlns:wps="http://schemas.microsoft.com/office/word/2010/wordprocessingShape" mc:Ignorable="w14 w15 w16se w16cid w16 w16cex w16sdtdh w16sdtfl w16du wp14">
+<w:numbering xmlns:wpc="http://schemas.microsoft.com/office/word/2010/wordprocessingCanvas" xmlns:cx="http://schemas.microsoft.com/office/drawing/2014/chartex" xmlns:cx1="http://schemas.microsoft.com/office/drawing/2015/9/8/chartex" xmlns:cx2="http://schemas.microsoft.com/office/drawing/2015/10/21/chartex" xmlns:cx3="http://schemas.microsoft.com/office/drawing/2016/5/9/chartex" xmlns:cx4="http://schemas.microsoft.com/office/drawing/2016/5/10/chartex" xmlns:cx5="http://schemas.microsoft.com/office/drawing/2016/5/11/chartex" xmlns:cx6="http://schemas.microsoft.com/office/drawing/2016/5/12/chartex" xmlns:cx7="http://schemas.microsoft.com/office/drawing/2016/5/13/chartex" xmlns:cx8="http://schemas.microsoft.com/office/drawing/2016/5/14/chartex" xmlns:mc="http://schemas.openxmlformats.org/markup-compatibility/2006" xmlns:aink="http://schemas.microsoft.com/office/drawing/2016/ink" xmlns:am3d="http://schemas.microsoft.com/office/drawing/2017/model3d" xmlns:o="urn:schemas-microsoft-com:office:office" xmlns:oel="http://schemas.microsoft.com/office/2019/extlst" xmlns:r="http://schemas.openxmlformats.org/officeDocument/2006/relationships" xmlns:m="http://schemas.openxmlformats.org/officeDocument/2006/math" xmlns:v="urn:schemas-microsoft-com:vml" xmlns:wp14="http://schemas.microsoft.com/office/word/2010/wordprocessingDrawing" xmlns:wp="http://schemas.openxmlformats.org/drawingml/2006/wordprocessingDrawing" xmlns:w10="urn:schemas-microsoft-com:office:word" xmlns:w="http://schemas.openxmlformats.org/wordprocessingml/2006/main" xmlns:w14="http://schemas.microsoft.com/office/word/2010/wordml" xmlns:w15="http://schemas.microsoft.com/office/word/2012/wordml" xmlns:w16cex="http://schemas.microsoft.com/office/word/2018/wordml/cex" xmlns:w16cid="http://schemas.microsoft.com/office/word/2016/wordml/cid" xmlns:w16="http://schemas.microsoft.com/office/word/2018/wordml" xmlns:w16du="http://schemas.microsoft.com/office/word/2023/wordml/word16du" xmlns:w16sdtdh="http://schemas.microsoft.com/office/word/2020/wordml/sdtdatahash" xmlns:w16sdtfl="http://schemas.microsoft.com/office/word/2024/wordml/sdtformatlock" xmlns:w16se="http://schemas.microsoft.com/office/word/2015/wordml/symex" xmlns:wpg="http://schemas.microsoft.com/office/word/2010/wordprocessingGroup" xmlns:wpi="http://schemas.microsoft.com/office/word/2010/wordprocessingInk" xmlns:wne="http://schemas.microsoft.com/office/word/2006/wordml" xmlns:wps="http://schemas.microsoft.com/office/word/2010/wordprocessingShape" mc:Ignorable="w14 w15 w16se w16cid w16 w16cex w16sdtdh w16sdtfl w16du wp14">
   <w:abstractNum w:abstractNumId="0" w15:restartNumberingAfterBreak="0">
     <w:nsid w:val="43A25EFE"/>
     <w:multiLevelType w:val="hybridMultilevel"/>
-    <w:tmpl w:val="ADB8FBC4"/>
+    <w:tmpl w:val="22FA17C0"/>
     <w:lvl w:ilvl="0" w:tplc="40090001">
       <w:start w:val="1"/>
       <w:numFmt w:val="bullet"/>
@@ -1212,8 +2930,238 @@
       </w:rPr>
     </w:lvl>
   </w:abstractNum>
+  <w:abstractNum w:abstractNumId="1" w15:restartNumberingAfterBreak="0">
+    <w:nsid w:val="63046379"/>
+    <w:multiLevelType w:val="hybridMultilevel"/>
+    <w:tmpl w:val="A6DCDE0E"/>
+    <w:lvl w:ilvl="0" w:tplc="669013BE">
+      <w:numFmt w:val="bullet"/>
+      <w:lvlText w:val="-"/>
+      <w:lvlJc w:val="left"/>
+      <w:pPr>
+        <w:ind w:left="720" w:hanging="360"/>
+      </w:pPr>
+      <w:rPr>
+        <w:rFonts w:ascii="Times New Roman" w:eastAsiaTheme="minorHAnsi" w:hAnsi="Times New Roman" w:cs="Times New Roman" w:hint="default"/>
+      </w:rPr>
+    </w:lvl>
+    <w:lvl w:ilvl="1" w:tplc="40090003" w:tentative="1">
+      <w:start w:val="1"/>
+      <w:numFmt w:val="bullet"/>
+      <w:lvlText w:val="o"/>
+      <w:lvlJc w:val="left"/>
+      <w:pPr>
+        <w:ind w:left="1440" w:hanging="360"/>
+      </w:pPr>
+      <w:rPr>
+        <w:rFonts w:ascii="Courier New" w:hAnsi="Courier New" w:cs="Courier New" w:hint="default"/>
+      </w:rPr>
+    </w:lvl>
+    <w:lvl w:ilvl="2" w:tplc="40090005" w:tentative="1">
+      <w:start w:val="1"/>
+      <w:numFmt w:val="bullet"/>
+      <w:lvlText w:val=""/>
+      <w:lvlJc w:val="left"/>
+      <w:pPr>
+        <w:ind w:left="2160" w:hanging="360"/>
+      </w:pPr>
+      <w:rPr>
+        <w:rFonts w:ascii="Wingdings" w:hAnsi="Wingdings" w:hint="default"/>
+      </w:rPr>
+    </w:lvl>
+    <w:lvl w:ilvl="3" w:tplc="40090001" w:tentative="1">
+      <w:start w:val="1"/>
+      <w:numFmt w:val="bullet"/>
+      <w:lvlText w:val=""/>
+      <w:lvlJc w:val="left"/>
+      <w:pPr>
+        <w:ind w:left="2880" w:hanging="360"/>
+      </w:pPr>
+      <w:rPr>
+        <w:rFonts w:ascii="Symbol" w:hAnsi="Symbol" w:hint="default"/>
+      </w:rPr>
+    </w:lvl>
+    <w:lvl w:ilvl="4" w:tplc="40090003" w:tentative="1">
+      <w:start w:val="1"/>
+      <w:numFmt w:val="bullet"/>
+      <w:lvlText w:val="o"/>
+      <w:lvlJc w:val="left"/>
+      <w:pPr>
+        <w:ind w:left="3600" w:hanging="360"/>
+      </w:pPr>
+      <w:rPr>
+        <w:rFonts w:ascii="Courier New" w:hAnsi="Courier New" w:cs="Courier New" w:hint="default"/>
+      </w:rPr>
+    </w:lvl>
+    <w:lvl w:ilvl="5" w:tplc="40090005" w:tentative="1">
+      <w:start w:val="1"/>
+      <w:numFmt w:val="bullet"/>
+      <w:lvlText w:val=""/>
+      <w:lvlJc w:val="left"/>
+      <w:pPr>
+        <w:ind w:left="4320" w:hanging="360"/>
+      </w:pPr>
+      <w:rPr>
+        <w:rFonts w:ascii="Wingdings" w:hAnsi="Wingdings" w:hint="default"/>
+      </w:rPr>
+    </w:lvl>
+    <w:lvl w:ilvl="6" w:tplc="40090001" w:tentative="1">
+      <w:start w:val="1"/>
+      <w:numFmt w:val="bullet"/>
+      <w:lvlText w:val=""/>
+      <w:lvlJc w:val="left"/>
+      <w:pPr>
+        <w:ind w:left="5040" w:hanging="360"/>
+      </w:pPr>
+      <w:rPr>
+        <w:rFonts w:ascii="Symbol" w:hAnsi="Symbol" w:hint="default"/>
+      </w:rPr>
+    </w:lvl>
+    <w:lvl w:ilvl="7" w:tplc="40090003" w:tentative="1">
+      <w:start w:val="1"/>
+      <w:numFmt w:val="bullet"/>
+      <w:lvlText w:val="o"/>
+      <w:lvlJc w:val="left"/>
+      <w:pPr>
+        <w:ind w:left="5760" w:hanging="360"/>
+      </w:pPr>
+      <w:rPr>
+        <w:rFonts w:ascii="Courier New" w:hAnsi="Courier New" w:cs="Courier New" w:hint="default"/>
+      </w:rPr>
+    </w:lvl>
+    <w:lvl w:ilvl="8" w:tplc="40090005" w:tentative="1">
+      <w:start w:val="1"/>
+      <w:numFmt w:val="bullet"/>
+      <w:lvlText w:val=""/>
+      <w:lvlJc w:val="left"/>
+      <w:pPr>
+        <w:ind w:left="6480" w:hanging="360"/>
+      </w:pPr>
+      <w:rPr>
+        <w:rFonts w:ascii="Wingdings" w:hAnsi="Wingdings" w:hint="default"/>
+      </w:rPr>
+    </w:lvl>
+  </w:abstractNum>
+  <w:abstractNum w:abstractNumId="2" w15:restartNumberingAfterBreak="0">
+    <w:nsid w:val="7E3626BE"/>
+    <w:multiLevelType w:val="hybridMultilevel"/>
+    <w:tmpl w:val="F184E68C"/>
+    <w:lvl w:ilvl="0" w:tplc="669013BE">
+      <w:numFmt w:val="bullet"/>
+      <w:lvlText w:val="-"/>
+      <w:lvlJc w:val="left"/>
+      <w:pPr>
+        <w:ind w:left="1440" w:hanging="360"/>
+      </w:pPr>
+      <w:rPr>
+        <w:rFonts w:ascii="Times New Roman" w:eastAsiaTheme="minorHAnsi" w:hAnsi="Times New Roman" w:cs="Times New Roman" w:hint="default"/>
+      </w:rPr>
+    </w:lvl>
+    <w:lvl w:ilvl="1" w:tplc="40090003" w:tentative="1">
+      <w:start w:val="1"/>
+      <w:numFmt w:val="bullet"/>
+      <w:lvlText w:val="o"/>
+      <w:lvlJc w:val="left"/>
+      <w:pPr>
+        <w:ind w:left="2160" w:hanging="360"/>
+      </w:pPr>
+      <w:rPr>
+        <w:rFonts w:ascii="Courier New" w:hAnsi="Courier New" w:cs="Courier New" w:hint="default"/>
+      </w:rPr>
+    </w:lvl>
+    <w:lvl w:ilvl="2" w:tplc="40090005" w:tentative="1">
+      <w:start w:val="1"/>
+      <w:numFmt w:val="bullet"/>
+      <w:lvlText w:val=""/>
+      <w:lvlJc w:val="left"/>
+      <w:pPr>
+        <w:ind w:left="2880" w:hanging="360"/>
+      </w:pPr>
+      <w:rPr>
+        <w:rFonts w:ascii="Wingdings" w:hAnsi="Wingdings" w:hint="default"/>
+      </w:rPr>
+    </w:lvl>
+    <w:lvl w:ilvl="3" w:tplc="40090001" w:tentative="1">
+      <w:start w:val="1"/>
+      <w:numFmt w:val="bullet"/>
+      <w:lvlText w:val=""/>
+      <w:lvlJc w:val="left"/>
+      <w:pPr>
+        <w:ind w:left="3600" w:hanging="360"/>
+      </w:pPr>
+      <w:rPr>
+        <w:rFonts w:ascii="Symbol" w:hAnsi="Symbol" w:hint="default"/>
+      </w:rPr>
+    </w:lvl>
+    <w:lvl w:ilvl="4" w:tplc="40090003" w:tentative="1">
+      <w:start w:val="1"/>
+      <w:numFmt w:val="bullet"/>
+      <w:lvlText w:val="o"/>
+      <w:lvlJc w:val="left"/>
+      <w:pPr>
+        <w:ind w:left="4320" w:hanging="360"/>
+      </w:pPr>
+      <w:rPr>
+        <w:rFonts w:ascii="Courier New" w:hAnsi="Courier New" w:cs="Courier New" w:hint="default"/>
+      </w:rPr>
+    </w:lvl>
+    <w:lvl w:ilvl="5" w:tplc="40090005" w:tentative="1">
+      <w:start w:val="1"/>
+      <w:numFmt w:val="bullet"/>
+      <w:lvlText w:val=""/>
+      <w:lvlJc w:val="left"/>
+      <w:pPr>
+        <w:ind w:left="5040" w:hanging="360"/>
+      </w:pPr>
+      <w:rPr>
+        <w:rFonts w:ascii="Wingdings" w:hAnsi="Wingdings" w:hint="default"/>
+      </w:rPr>
+    </w:lvl>
+    <w:lvl w:ilvl="6" w:tplc="40090001" w:tentative="1">
+      <w:start w:val="1"/>
+      <w:numFmt w:val="bullet"/>
+      <w:lvlText w:val=""/>
+      <w:lvlJc w:val="left"/>
+      <w:pPr>
+        <w:ind w:left="5760" w:hanging="360"/>
+      </w:pPr>
+      <w:rPr>
+        <w:rFonts w:ascii="Symbol" w:hAnsi="Symbol" w:hint="default"/>
+      </w:rPr>
+    </w:lvl>
+    <w:lvl w:ilvl="7" w:tplc="40090003" w:tentative="1">
+      <w:start w:val="1"/>
+      <w:numFmt w:val="bullet"/>
+      <w:lvlText w:val="o"/>
+      <w:lvlJc w:val="left"/>
+      <w:pPr>
+        <w:ind w:left="6480" w:hanging="360"/>
+      </w:pPr>
+      <w:rPr>
+        <w:rFonts w:ascii="Courier New" w:hAnsi="Courier New" w:cs="Courier New" w:hint="default"/>
+      </w:rPr>
+    </w:lvl>
+    <w:lvl w:ilvl="8" w:tplc="40090005" w:tentative="1">
+      <w:start w:val="1"/>
+      <w:numFmt w:val="bullet"/>
+      <w:lvlText w:val=""/>
+      <w:lvlJc w:val="left"/>
+      <w:pPr>
+        <w:ind w:left="7200" w:hanging="360"/>
+      </w:pPr>
+      <w:rPr>
+        <w:rFonts w:ascii="Wingdings" w:hAnsi="Wingdings" w:hint="default"/>
+      </w:rPr>
+    </w:lvl>
+  </w:abstractNum>
   <w:num w:numId="1" w16cid:durableId="1030301039">
     <w:abstractNumId w:val="0"/>
+  </w:num>
+  <w:num w:numId="2" w16cid:durableId="910886803">
+    <w:abstractNumId w:val="1"/>
+  </w:num>
+  <w:num w:numId="3" w16cid:durableId="1509294900">
+    <w:abstractNumId w:val="2"/>
   </w:num>
 </w:numbering>
 </file>
@@ -1618,7 +3566,7 @@
   <w:style w:type="paragraph" w:default="1" w:styleId="Normal">
     <w:name w:val="Normal"/>
     <w:qFormat/>
-    <w:rsid w:val="0019791A"/>
+    <w:rsid w:val="00AD28AA"/>
     <w:pPr>
       <w:spacing w:after="200" w:line="276" w:lineRule="auto"/>
     </w:pPr>
